--- a/TS-Kramam/TS-4.2/TS 4.2 Tamil Krama Paatam Corrections.docx
+++ b/TS-Kramam/TS-4.2/TS 4.2 Tamil Krama Paatam Corrections.docx
@@ -1,6 +1,6 @@
 
 <file path=word/document.xml><?xml version="1.0" encoding="utf-8"?>
-<w:document xmlns:wpc="http://schemas.microsoft.com/office/word/2010/wordprocessingCanvas" xmlns:cx="http://schemas.microsoft.com/office/drawing/2014/chartex" xmlns:cx1="http://schemas.microsoft.com/office/drawing/2015/9/8/chartex" xmlns:cx2="http://schemas.microsoft.com/office/drawing/2015/10/21/chartex" xmlns:cx3="http://schemas.microsoft.com/office/drawing/2016/5/9/chartex" xmlns:cx4="http://schemas.microsoft.com/office/drawing/2016/5/10/chartex" xmlns:cx5="http://schemas.microsoft.com/office/drawing/2016/5/11/chartex" xmlns:cx6="http://schemas.microsoft.com/office/drawing/2016/5/12/chartex" xmlns:cx7="http://schemas.microsoft.com/office/drawing/2016/5/13/chartex" xmlns:cx8="http://schemas.microsoft.com/office/drawing/2016/5/14/chartex" xmlns:mc="http://schemas.openxmlformats.org/markup-compatibility/2006" xmlns:aink="http://schemas.microsoft.com/office/drawing/2016/ink" xmlns:am3d="http://schemas.microsoft.com/office/drawing/2017/model3d" xmlns:o="urn:schemas-microsoft-com:office:office" xmlns:oel="http://schemas.microsoft.com/office/2019/extlst" xmlns:r="http://schemas.openxmlformats.org/officeDocument/2006/relationships" xmlns:m="http://schemas.openxmlformats.org/officeDocument/2006/math" xmlns:v="urn:schemas-microsoft-com:vml" xmlns:wp14="http://schemas.microsoft.com/office/word/2010/wordprocessingDrawing" xmlns:wp="http://schemas.openxmlformats.org/drawingml/2006/wordprocessingDrawing" xmlns:w10="urn:schemas-microsoft-com:office:word" xmlns:w="http://schemas.openxmlformats.org/wordprocessingml/2006/main" xmlns:w14="http://schemas.microsoft.com/office/word/2010/wordml" xmlns:w15="http://schemas.microsoft.com/office/word/2012/wordml" xmlns:w16cei="http://schemas.microsoft.com/office/word/2026/wordml/cei" xmlns:w16cex="http://schemas.microsoft.com/office/word/2018/wordml/cex" xmlns:w16cid="http://schemas.microsoft.com/office/word/2016/wordml/cid" xmlns:w16="http://schemas.microsoft.com/office/word/2018/wordml" xmlns:w16du="http://schemas.microsoft.com/office/word/2023/wordml/word16du" xmlns:w16sdtdh="http://schemas.microsoft.com/office/word/2020/wordml/sdtdatahash" xmlns:w16sdtfl="http://schemas.microsoft.com/office/word/2024/wordml/sdtformatlock" xmlns:w16se="http://schemas.microsoft.com/office/word/2015/wordml/symex" xmlns:wpg="http://schemas.microsoft.com/office/word/2010/wordprocessingGroup" xmlns:wpi="http://schemas.microsoft.com/office/word/2010/wordprocessingInk" xmlns:wne="http://schemas.microsoft.com/office/word/2006/wordml" xmlns:wps="http://schemas.microsoft.com/office/word/2010/wordprocessingShape" mc:Ignorable="w14 w15 w16se w16cid w16 w16cex w16sdtdh w16sdtfl w16du wp14">
+<w:document xmlns:wpc="http://schemas.microsoft.com/office/word/2010/wordprocessingCanvas" xmlns:cx="http://schemas.microsoft.com/office/drawing/2014/chartex" xmlns:cx1="http://schemas.microsoft.com/office/drawing/2015/9/8/chartex" xmlns:cx2="http://schemas.microsoft.com/office/drawing/2015/10/21/chartex" xmlns:cx3="http://schemas.microsoft.com/office/drawing/2016/5/9/chartex" xmlns:cx4="http://schemas.microsoft.com/office/drawing/2016/5/10/chartex" xmlns:cx5="http://schemas.microsoft.com/office/drawing/2016/5/11/chartex" xmlns:cx6="http://schemas.microsoft.com/office/drawing/2016/5/12/chartex" xmlns:cx7="http://schemas.microsoft.com/office/drawing/2016/5/13/chartex" xmlns:cx8="http://schemas.microsoft.com/office/drawing/2016/5/14/chartex" xmlns:mc="http://schemas.openxmlformats.org/markup-compatibility/2006" xmlns:aink="http://schemas.microsoft.com/office/drawing/2016/ink" xmlns:am3d="http://schemas.microsoft.com/office/drawing/2017/model3d" xmlns:o="urn:schemas-microsoft-com:office:office" xmlns:oel="http://schemas.microsoft.com/office/2019/extlst" xmlns:r="http://schemas.openxmlformats.org/officeDocument/2006/relationships" xmlns:m="http://schemas.openxmlformats.org/officeDocument/2006/math" xmlns:v="urn:schemas-microsoft-com:vml" xmlns:wp14="http://schemas.microsoft.com/office/word/2010/wordprocessingDrawing" xmlns:wp="http://schemas.openxmlformats.org/drawingml/2006/wordprocessingDrawing" xmlns:w10="urn:schemas-microsoft-com:office:word" xmlns:w="http://schemas.openxmlformats.org/wordprocessingml/2006/main" xmlns:w14="http://schemas.microsoft.com/office/word/2010/wordml" xmlns:w15="http://schemas.microsoft.com/office/word/2012/wordml" xmlns:w16cex="http://schemas.microsoft.com/office/word/2018/wordml/cex" xmlns:w16cid="http://schemas.microsoft.com/office/word/2016/wordml/cid" xmlns:w16="http://schemas.microsoft.com/office/word/2018/wordml" xmlns:w16du="http://schemas.microsoft.com/office/word/2023/wordml/word16du" xmlns:w16sdtdh="http://schemas.microsoft.com/office/word/2020/wordml/sdtdatahash" xmlns:w16sdtfl="http://schemas.microsoft.com/office/word/2024/wordml/sdtformatlock" xmlns:w16se="http://schemas.microsoft.com/office/word/2015/wordml/symex" xmlns:wpg="http://schemas.microsoft.com/office/word/2010/wordprocessingGroup" xmlns:wpi="http://schemas.microsoft.com/office/word/2010/wordprocessingInk" xmlns:wne="http://schemas.microsoft.com/office/word/2006/wordml" xmlns:wps="http://schemas.microsoft.com/office/word/2010/wordprocessingShape" mc:Ignorable="w14 w15 w16se w16cid w16 w16cex w16sdtdh w16sdtfl w16du wp14">
   <w:body>
     <w:p>
       <w:pPr>
@@ -776,7 +776,7 @@
       </w:tr>
       <w:tr>
         <w:trPr>
-          <w:trHeight w:val="1104"/>
+          <w:trHeight w:val="1377"/>
         </w:trPr>
         <w:tc>
           <w:tcPr>
@@ -796,7 +796,7 @@
               <w:rPr>
                 <w:rFonts w:cs="Arial"/>
                 <w:b/>
-                <w:color w:val="000000"/>
+                <w:color w:val="EE0000"/>
                 <w:sz w:val="28"/>
                 <w:szCs w:val="32"/>
               </w:rPr>
@@ -805,31 +805,11 @@
               <w:rPr>
                 <w:rFonts w:cs="Arial"/>
                 <w:b/>
-                <w:color w:val="000000"/>
-                <w:sz w:val="28"/>
-                <w:szCs w:val="32"/>
-              </w:rPr>
-              <w:t>T.S.</w:t>
-            </w:r>
-            <w:r>
-              <w:rPr>
-                <w:rFonts w:cs="Arial"/>
-                <w:b/>
-                <w:color w:val="000000"/>
-                <w:sz w:val="28"/>
-                <w:szCs w:val="32"/>
-              </w:rPr>
-              <w:t xml:space="preserve">4.2.7.1 </w:t>
-            </w:r>
-            <w:r>
-              <w:rPr>
-                <w:rFonts w:cs="Arial"/>
-                <w:b/>
-                <w:color w:val="000000"/>
-                <w:sz w:val="28"/>
-                <w:szCs w:val="32"/>
-              </w:rPr>
-              <w:t>– Kramam</w:t>
+                <w:color w:val="EE0000"/>
+                <w:sz w:val="28"/>
+                <w:szCs w:val="32"/>
+              </w:rPr>
+              <w:t>T.S.4.2.6.5 – Kramam</w:t>
             </w:r>
           </w:p>
           <w:p>
@@ -846,7 +826,7 @@
               <w:rPr>
                 <w:rFonts w:cs="Arial"/>
                 <w:b/>
-                <w:color w:val="000000"/>
+                <w:color w:val="EE0000"/>
                 <w:sz w:val="28"/>
                 <w:szCs w:val="32"/>
               </w:rPr>
@@ -855,21 +835,11 @@
               <w:rPr>
                 <w:rFonts w:cs="Arial"/>
                 <w:b/>
-                <w:color w:val="000000"/>
-                <w:sz w:val="28"/>
-                <w:szCs w:val="32"/>
-              </w:rPr>
-              <w:t xml:space="preserve">Krama Vaakyam No. - </w:t>
-            </w:r>
-            <w:r>
-              <w:rPr>
-                <w:rFonts w:cs="Arial"/>
-                <w:b/>
-                <w:color w:val="000000"/>
-                <w:sz w:val="28"/>
-                <w:szCs w:val="32"/>
-              </w:rPr>
-              <w:t>18</w:t>
+                <w:color w:val="EE0000"/>
+                <w:sz w:val="28"/>
+                <w:szCs w:val="32"/>
+              </w:rPr>
+              <w:t>Krama Vaakyam No. - 62</w:t>
             </w:r>
           </w:p>
           <w:p>
@@ -886,7 +856,7 @@
               <w:rPr>
                 <w:rFonts w:cs="Arial"/>
                 <w:b/>
-                <w:color w:val="000000"/>
+                <w:color w:val="EE0000"/>
                 <w:sz w:val="28"/>
                 <w:szCs w:val="32"/>
               </w:rPr>
@@ -895,7 +865,7 @@
               <w:rPr>
                 <w:rFonts w:cs="Arial"/>
                 <w:b/>
-                <w:color w:val="000000"/>
+                <w:color w:val="EE0000"/>
                 <w:sz w:val="28"/>
                 <w:szCs w:val="32"/>
               </w:rPr>
@@ -905,7 +875,7 @@
               <w:rPr>
                 <w:rFonts w:cs="Arial"/>
                 <w:b/>
-                <w:color w:val="000000"/>
+                <w:color w:val="EE0000"/>
                 <w:szCs w:val="32"/>
               </w:rPr>
               <w:t>. -</w:t>
@@ -914,21 +884,11 @@
               <w:rPr>
                 <w:rFonts w:cs="Arial"/>
                 <w:b/>
-                <w:color w:val="000000"/>
-                <w:sz w:val="28"/>
-                <w:szCs w:val="28"/>
-              </w:rPr>
-              <w:t xml:space="preserve"> 2</w:t>
-            </w:r>
-            <w:r>
-              <w:rPr>
-                <w:rFonts w:cs="Arial"/>
-                <w:b/>
-                <w:color w:val="000000"/>
-                <w:sz w:val="28"/>
-                <w:szCs w:val="28"/>
-              </w:rPr>
-              <w:t>9</w:t>
+                <w:color w:val="EE0000"/>
+                <w:sz w:val="28"/>
+                <w:szCs w:val="28"/>
+              </w:rPr>
+              <w:t xml:space="preserve"> 28</w:t>
             </w:r>
           </w:p>
         </w:tc>
@@ -943,28 +903,55 @@
               <w:autoSpaceDN w:val="0"/>
               <w:adjustRightInd w:val="0"/>
               <w:spacing w:before="0" w:line="240" w:lineRule="auto"/>
-              <w:rPr>
-                <w:rFonts w:ascii="Latha" w:hAnsi="Latha" w:cs="Latha"/>
-                <w:sz w:val="28"/>
-                <w:szCs w:val="28"/>
-                <w:cs/>
+              <w:ind w:right="-138"/>
+              <w:rPr>
+                <w:rFonts w:ascii="Latha" w:hAnsi="Latha" w:cs="Latha"/>
+                <w:color w:val="EE0000"/>
+                <w:sz w:val="28"/>
+                <w:szCs w:val="28"/>
                 <w:lang w:bidi="ta-IN"/>
               </w:rPr>
             </w:pPr>
             <w:r>
               <w:rPr>
                 <w:rFonts w:ascii="Latha" w:hAnsi="Latha" w:cs="Latha"/>
-                <w:sz w:val="28"/>
-                <w:szCs w:val="28"/>
-                <w:cs/>
-                <w:lang w:bidi="ta-IN"/>
-              </w:rPr>
-              <w:t>ஜ</w:t>
-            </w:r>
-            <w:r>
-              <w:rPr>
-                <w:rFonts w:ascii="BRH Tamil Tab Extra" w:hAnsi="BRH Tamil Tab Extra" w:cs="Latha"/>
-                <w:b/>
+                <w:color w:val="EE0000"/>
+                <w:sz w:val="28"/>
+                <w:szCs w:val="28"/>
+                <w:cs/>
+                <w:lang w:bidi="ta-IN"/>
+              </w:rPr>
+              <w:t>ஸர்வ</w:t>
+            </w:r>
+            <w:r>
+              <w:rPr>
+                <w:rFonts w:ascii="BRH Tamil Tab Extra" w:hAnsi="BRH Tamil Tab Extra" w:cs="Latha"/>
+                <w:b/>
+                <w:color w:val="EE0000"/>
+                <w:sz w:val="36"/>
+                <w:szCs w:val="28"/>
+                <w:highlight w:val="yellow"/>
+                <w:lang w:bidi="ta-IN"/>
+              </w:rPr>
+              <w:t>†</w:t>
+            </w:r>
+            <w:r>
+              <w:rPr>
+                <w:rFonts w:ascii="Latha" w:hAnsi="Latha" w:cs="Latha"/>
+                <w:color w:val="EE0000"/>
+                <w:sz w:val="28"/>
+                <w:szCs w:val="28"/>
+                <w:highlight w:val="yellow"/>
+                <w:cs/>
+                <w:lang w:bidi="ta-IN"/>
+              </w:rPr>
+              <w:t>ம</w:t>
+            </w:r>
+            <w:r>
+              <w:rPr>
+                <w:rFonts w:ascii="BRH Tamil Tab Extra" w:hAnsi="BRH Tamil Tab Extra" w:cs="Latha"/>
+                <w:b/>
+                <w:color w:val="EE0000"/>
                 <w:sz w:val="36"/>
                 <w:szCs w:val="28"/>
                 <w:lang w:bidi="ta-IN"/>
@@ -974,17 +961,57 @@
             <w:r>
               <w:rPr>
                 <w:rFonts w:ascii="Latha" w:hAnsi="Latha" w:cs="Latha"/>
-                <w:sz w:val="28"/>
-                <w:szCs w:val="28"/>
-                <w:cs/>
-                <w:lang w:bidi="ta-IN"/>
-              </w:rPr>
-              <w:t>ஜான</w:t>
-            </w:r>
-            <w:r>
-              <w:rPr>
-                <w:rFonts w:ascii="BRH Tamil Tab Extra" w:hAnsi="BRH Tamil Tab Extra" w:cs="Latha"/>
-                <w:b/>
+                <w:color w:val="EE0000"/>
+                <w:sz w:val="28"/>
+                <w:szCs w:val="28"/>
+                <w:cs/>
+                <w:lang w:bidi="ta-IN"/>
+              </w:rPr>
+              <w:t>ஸ்து</w:t>
+            </w:r>
+            <w:r>
+              <w:rPr>
+                <w:rFonts w:ascii="Latha" w:hAnsi="Latha" w:cs="Latha"/>
+                <w:color w:val="EE0000"/>
+                <w:sz w:val="28"/>
+                <w:szCs w:val="28"/>
+                <w:lang w:bidi="ta-IN"/>
+              </w:rPr>
+              <w:t xml:space="preserve"> | </w:t>
+            </w:r>
+          </w:p>
+          <w:p>
+            <w:pPr>
+              <w:widowControl w:val="0"/>
+              <w:autoSpaceDE w:val="0"/>
+              <w:autoSpaceDN w:val="0"/>
+              <w:adjustRightInd w:val="0"/>
+              <w:spacing w:before="0" w:line="240" w:lineRule="auto"/>
+              <w:ind w:right="-138"/>
+              <w:rPr>
+                <w:rFonts w:ascii="BRH Malayalam Extra" w:eastAsia="Times New Roman" w:hAnsi="BRH Malayalam Extra" w:cs="BRH Malayalam Extra"/>
+                <w:color w:val="EE0000"/>
+                <w:sz w:val="40"/>
+                <w:szCs w:val="40"/>
+                <w:lang w:val="en-IN" w:eastAsia="en-IN" w:bidi="ml-IN"/>
+              </w:rPr>
+            </w:pPr>
+            <w:r>
+              <w:rPr>
+                <w:rFonts w:ascii="Latha" w:hAnsi="Latha" w:cs="Latha"/>
+                <w:color w:val="EE0000"/>
+                <w:sz w:val="28"/>
+                <w:szCs w:val="28"/>
+                <w:cs/>
+                <w:lang w:bidi="ta-IN"/>
+              </w:rPr>
+              <w:t>அ</w:t>
+            </w:r>
+            <w:r>
+              <w:rPr>
+                <w:rFonts w:ascii="BRH Tamil Tab Extra" w:hAnsi="BRH Tamil Tab Extra" w:cs="Latha"/>
+                <w:b/>
+                <w:color w:val="EE0000"/>
                 <w:sz w:val="36"/>
                 <w:szCs w:val="28"/>
                 <w:lang w:bidi="ta-IN"/>
@@ -994,85 +1021,19 @@
             <w:r>
               <w:rPr>
                 <w:rFonts w:ascii="Latha" w:hAnsi="Latha" w:cs="Latha"/>
-                <w:sz w:val="28"/>
-                <w:szCs w:val="28"/>
-                <w:lang w:bidi="ta-IN"/>
-              </w:rPr>
-              <w:t xml:space="preserve"> </w:t>
-            </w:r>
-            <w:r>
-              <w:rPr>
-                <w:rFonts w:ascii="Latha" w:hAnsi="Latha" w:cs="Latha"/>
-                <w:sz w:val="28"/>
-                <w:szCs w:val="28"/>
-                <w:cs/>
-                <w:lang w:bidi="ta-IN"/>
-              </w:rPr>
-              <w:t>கஸ்</w:t>
-            </w:r>
-            <w:r>
-              <w:rPr>
-                <w:rFonts w:ascii="Latha" w:hAnsi="Latha" w:cs="Latha"/>
-                <w:sz w:val="28"/>
-                <w:szCs w:val="28"/>
-                <w:highlight w:val="yellow"/>
-                <w:cs/>
-                <w:lang w:bidi="ta-IN"/>
-              </w:rPr>
-              <w:t>மே</w:t>
-            </w:r>
-            <w:r>
-              <w:rPr>
-                <w:rFonts w:ascii="BRH Tamil Tab Extra" w:hAnsi="BRH Tamil Tab Extra" w:cs="Latha"/>
-                <w:b/>
-                <w:sz w:val="36"/>
-                <w:szCs w:val="28"/>
-                <w:highlight w:val="yellow"/>
-                <w:lang w:bidi="ta-IN"/>
-              </w:rPr>
-              <w:t>‡</w:t>
-            </w:r>
-            <w:r>
-              <w:rPr>
-                <w:rFonts w:ascii="Latha" w:hAnsi="Latha" w:cs="Latha"/>
-                <w:szCs w:val="24"/>
-                <w:cs/>
-                <w:lang w:bidi="ta-IN"/>
-              </w:rPr>
-              <w:t xml:space="preserve"> </w:t>
-            </w:r>
-            <w:r>
-              <w:rPr>
-                <w:rFonts w:ascii="Latha" w:hAnsi="Latha" w:cs="Latha"/>
-                <w:sz w:val="28"/>
-                <w:szCs w:val="28"/>
-                <w:lang w:bidi="ta-IN"/>
-              </w:rPr>
-              <w:t xml:space="preserve"> | </w:t>
-            </w:r>
-            <w:r>
-              <w:rPr>
-                <w:rFonts w:ascii="Latha" w:hAnsi="Latha" w:cs="Latha"/>
-                <w:sz w:val="28"/>
-                <w:szCs w:val="28"/>
-                <w:lang w:bidi="ta-IN"/>
-              </w:rPr>
-              <w:br/>
-            </w:r>
-            <w:r>
-              <w:rPr>
-                <w:rFonts w:ascii="Latha" w:hAnsi="Latha" w:cs="Latha"/>
-                <w:sz w:val="28"/>
-                <w:szCs w:val="28"/>
-                <w:cs/>
-                <w:lang w:bidi="ta-IN"/>
-              </w:rPr>
-              <w:t>கஸ்மை</w:t>
-            </w:r>
-            <w:r>
-              <w:rPr>
-                <w:rFonts w:ascii="BRH Tamil Tab Extra" w:hAnsi="BRH Tamil Tab Extra" w:cs="Latha"/>
-                <w:b/>
+                <w:color w:val="EE0000"/>
+                <w:sz w:val="28"/>
+                <w:szCs w:val="28"/>
+                <w:cs/>
+                <w:lang w:bidi="ta-IN"/>
+              </w:rPr>
+              <w:t>ஸ்த்வனா</w:t>
+            </w:r>
+            <w:r>
+              <w:rPr>
+                <w:rFonts w:ascii="BRH Tamil Tab Extra" w:hAnsi="BRH Tamil Tab Extra" w:cs="Latha"/>
+                <w:b/>
+                <w:color w:val="EE0000"/>
                 <w:sz w:val="36"/>
                 <w:szCs w:val="28"/>
                 <w:lang w:bidi="ta-IN"/>
@@ -1082,68 +1043,18 @@
             <w:r>
               <w:rPr>
                 <w:rFonts w:ascii="Latha" w:hAnsi="Latha" w:cs="Latha"/>
-                <w:sz w:val="28"/>
-                <w:szCs w:val="28"/>
-                <w:lang w:bidi="ta-IN"/>
-              </w:rPr>
-              <w:t xml:space="preserve"> </w:t>
-            </w:r>
-            <w:r>
-              <w:rPr>
-                <w:rFonts w:ascii="Latha" w:hAnsi="Latha" w:cs="Latha"/>
-                <w:sz w:val="28"/>
-                <w:szCs w:val="28"/>
-                <w:cs/>
-                <w:lang w:bidi="ta-IN"/>
-              </w:rPr>
-              <w:t>தே</w:t>
-            </w:r>
-            <w:r>
-              <w:rPr>
-                <w:rFonts w:ascii="BRH Tamil Tab Extra" w:hAnsi="BRH Tamil Tab Extra" w:cs="Latha"/>
-                <w:b/>
-                <w:sz w:val="36"/>
-                <w:szCs w:val="28"/>
-                <w:lang w:bidi="ta-IN"/>
-              </w:rPr>
-              <w:t>…</w:t>
-            </w:r>
-            <w:r>
-              <w:rPr>
-                <w:rFonts w:ascii="Latha" w:hAnsi="Latha" w:cs="Latha"/>
-                <w:b/>
-                <w:bCs/>
-                <w:position w:val="-12"/>
-                <w:sz w:val="28"/>
-                <w:szCs w:val="28"/>
-                <w:cs/>
-                <w:lang w:bidi="ta-IN"/>
-              </w:rPr>
-              <w:t>3</w:t>
-            </w:r>
-            <w:r>
-              <w:rPr>
-                <w:rFonts w:ascii="Latha" w:hAnsi="Latha" w:cs="Latha"/>
-                <w:sz w:val="28"/>
-                <w:szCs w:val="28"/>
-                <w:cs/>
-                <w:lang w:bidi="ta-IN"/>
-              </w:rPr>
-              <w:t>வாய</w:t>
-            </w:r>
-            <w:r>
-              <w:rPr>
-                <w:rFonts w:ascii="BRH Tamil Tab Extra" w:hAnsi="BRH Tamil Tab Extra" w:cs="Latha"/>
-                <w:b/>
-                <w:sz w:val="36"/>
-                <w:szCs w:val="28"/>
-                <w:lang w:bidi="ta-IN"/>
-              </w:rPr>
-              <w:t>†</w:t>
-            </w:r>
-            <w:r>
-              <w:rPr>
-                <w:rFonts w:ascii="Latha" w:hAnsi="Latha" w:cs="Latha"/>
+                <w:color w:val="EE0000"/>
+                <w:sz w:val="28"/>
+                <w:szCs w:val="28"/>
+                <w:cs/>
+                <w:lang w:bidi="ta-IN"/>
+              </w:rPr>
+              <w:t>துரம்</w:t>
+            </w:r>
+            <w:r>
+              <w:rPr>
+                <w:rFonts w:ascii="Latha" w:hAnsi="Latha" w:cs="Latha"/>
+                <w:color w:val="EE0000"/>
                 <w:sz w:val="28"/>
                 <w:szCs w:val="28"/>
                 <w:lang w:bidi="ta-IN"/>
@@ -1163,28 +1074,103 @@
               <w:autoSpaceDN w:val="0"/>
               <w:adjustRightInd w:val="0"/>
               <w:spacing w:before="0" w:line="240" w:lineRule="auto"/>
-              <w:rPr>
-                <w:rFonts w:ascii="Latha" w:hAnsi="Latha" w:cs="Latha"/>
-                <w:sz w:val="28"/>
-                <w:szCs w:val="28"/>
-                <w:cs/>
+              <w:ind w:right="-138"/>
+              <w:rPr>
+                <w:rFonts w:ascii="Latha" w:hAnsi="Latha" w:cs="Latha"/>
+                <w:color w:val="EE0000"/>
+                <w:sz w:val="28"/>
+                <w:szCs w:val="28"/>
                 <w:lang w:bidi="ta-IN"/>
               </w:rPr>
             </w:pPr>
             <w:r>
               <w:rPr>
                 <w:rFonts w:ascii="Latha" w:hAnsi="Latha" w:cs="Latha"/>
-                <w:sz w:val="28"/>
-                <w:szCs w:val="28"/>
-                <w:cs/>
-                <w:lang w:bidi="ta-IN"/>
-              </w:rPr>
-              <w:t>ஜ</w:t>
-            </w:r>
-            <w:r>
-              <w:rPr>
-                <w:rFonts w:ascii="BRH Tamil Tab Extra" w:hAnsi="BRH Tamil Tab Extra" w:cs="Latha"/>
-                <w:b/>
+                <w:color w:val="EE0000"/>
+                <w:sz w:val="28"/>
+                <w:szCs w:val="28"/>
+                <w:cs/>
+                <w:lang w:bidi="ta-IN"/>
+              </w:rPr>
+              <w:t>ஸர்வ</w:t>
+            </w:r>
+            <w:r>
+              <w:rPr>
+                <w:rFonts w:ascii="BRH Tamil Tab Extra" w:hAnsi="BRH Tamil Tab Extra" w:cs="Latha"/>
+                <w:b/>
+                <w:color w:val="EE0000"/>
+                <w:sz w:val="36"/>
+                <w:szCs w:val="28"/>
+                <w:lang w:bidi="ta-IN"/>
+              </w:rPr>
+              <w:t>†</w:t>
+            </w:r>
+            <w:r>
+              <w:rPr>
+                <w:rFonts w:ascii="Latha" w:hAnsi="Latha" w:cs="Latha"/>
+                <w:color w:val="EE0000"/>
+                <w:sz w:val="28"/>
+                <w:szCs w:val="28"/>
+                <w:highlight w:val="green"/>
+                <w:cs/>
+                <w:lang w:bidi="ta-IN"/>
+              </w:rPr>
+              <w:t>ம</w:t>
+            </w:r>
+            <w:r>
+              <w:rPr>
+                <w:rFonts w:ascii="Latha" w:hAnsi="Latha" w:cs="Latha"/>
+                <w:color w:val="EE0000"/>
+                <w:sz w:val="28"/>
+                <w:szCs w:val="28"/>
+                <w:cs/>
+                <w:lang w:bidi="ta-IN"/>
+              </w:rPr>
+              <w:t>ஸ்து</w:t>
+            </w:r>
+            <w:r>
+              <w:rPr>
+                <w:rFonts w:ascii="Latha" w:hAnsi="Latha" w:cs="Latha"/>
+                <w:color w:val="EE0000"/>
+                <w:sz w:val="28"/>
+                <w:szCs w:val="28"/>
+                <w:lang w:bidi="ta-IN"/>
+              </w:rPr>
+              <w:t xml:space="preserve"> | </w:t>
+            </w:r>
+          </w:p>
+          <w:p>
+            <w:pPr>
+              <w:widowControl w:val="0"/>
+              <w:autoSpaceDE w:val="0"/>
+              <w:autoSpaceDN w:val="0"/>
+              <w:adjustRightInd w:val="0"/>
+              <w:spacing w:before="0" w:line="240" w:lineRule="auto"/>
+              <w:ind w:right="-138"/>
+              <w:rPr>
+                <w:rFonts w:ascii="BRH Malayalam Extra" w:eastAsia="Times New Roman" w:hAnsi="BRH Malayalam Extra" w:cs="BRH Malayalam Extra"/>
+                <w:color w:val="EE0000"/>
+                <w:sz w:val="40"/>
+                <w:szCs w:val="40"/>
+                <w:lang w:val="en-IN" w:eastAsia="en-IN" w:bidi="ml-IN"/>
+              </w:rPr>
+            </w:pPr>
+            <w:r>
+              <w:rPr>
+                <w:rFonts w:ascii="Latha" w:hAnsi="Latha" w:cs="Latha"/>
+                <w:color w:val="EE0000"/>
+                <w:sz w:val="28"/>
+                <w:szCs w:val="28"/>
+                <w:cs/>
+                <w:lang w:bidi="ta-IN"/>
+              </w:rPr>
+              <w:t>அ</w:t>
+            </w:r>
+            <w:r>
+              <w:rPr>
+                <w:rFonts w:ascii="BRH Tamil Tab Extra" w:hAnsi="BRH Tamil Tab Extra" w:cs="Latha"/>
+                <w:b/>
+                <w:color w:val="EE0000"/>
                 <w:sz w:val="36"/>
                 <w:szCs w:val="28"/>
                 <w:lang w:bidi="ta-IN"/>
@@ -1194,96 +1180,19 @@
             <w:r>
               <w:rPr>
                 <w:rFonts w:ascii="Latha" w:hAnsi="Latha" w:cs="Latha"/>
-                <w:sz w:val="28"/>
-                <w:szCs w:val="28"/>
-                <w:cs/>
-                <w:lang w:bidi="ta-IN"/>
-              </w:rPr>
-              <w:t>ஜான</w:t>
-            </w:r>
-            <w:r>
-              <w:rPr>
-                <w:rFonts w:ascii="BRH Tamil Tab Extra" w:hAnsi="BRH Tamil Tab Extra" w:cs="Latha"/>
-                <w:b/>
-                <w:sz w:val="36"/>
-                <w:szCs w:val="28"/>
-                <w:lang w:bidi="ta-IN"/>
-              </w:rPr>
-              <w:t>…</w:t>
-            </w:r>
-            <w:r>
-              <w:rPr>
-                <w:rFonts w:ascii="Latha" w:hAnsi="Latha" w:cs="Latha"/>
-                <w:sz w:val="28"/>
-                <w:szCs w:val="28"/>
-                <w:lang w:bidi="ta-IN"/>
-              </w:rPr>
-              <w:t xml:space="preserve"> </w:t>
-            </w:r>
-            <w:r>
-              <w:rPr>
-                <w:rFonts w:ascii="Latha" w:hAnsi="Latha" w:cs="Latha"/>
-                <w:sz w:val="28"/>
-                <w:szCs w:val="28"/>
-                <w:cs/>
-                <w:lang w:bidi="ta-IN"/>
-              </w:rPr>
-              <w:t>கஸ்</w:t>
-            </w:r>
-            <w:r>
-              <w:rPr>
-                <w:rFonts w:ascii="Latha" w:hAnsi="Latha" w:cs="Latha"/>
-                <w:sz w:val="28"/>
-                <w:szCs w:val="28"/>
-                <w:highlight w:val="green"/>
-                <w:cs/>
-                <w:lang w:bidi="ta-IN"/>
-              </w:rPr>
-              <w:t>மை</w:t>
-            </w:r>
-            <w:r>
-              <w:rPr>
-                <w:rFonts w:ascii="BRH Tamil Tab Extra" w:hAnsi="BRH Tamil Tab Extra" w:cs="Latha"/>
-                <w:b/>
-                <w:bCs/>
-                <w:sz w:val="32"/>
-                <w:szCs w:val="32"/>
-                <w:lang w:bidi="ta-IN"/>
-              </w:rPr>
-              <w:t>‡</w:t>
-            </w:r>
-            <w:r>
-              <w:rPr>
-                <w:rFonts w:ascii="Latha" w:hAnsi="Latha" w:cs="Latha"/>
-                <w:sz w:val="28"/>
-                <w:szCs w:val="28"/>
-                <w:lang w:bidi="ta-IN"/>
-              </w:rPr>
-              <w:t xml:space="preserve"> | </w:t>
-            </w:r>
-            <w:r>
-              <w:rPr>
-                <w:rFonts w:ascii="Latha" w:hAnsi="Latha" w:cs="Latha"/>
-                <w:sz w:val="28"/>
-                <w:szCs w:val="28"/>
-                <w:lang w:bidi="ta-IN"/>
-              </w:rPr>
-              <w:br/>
-            </w:r>
-            <w:r>
-              <w:rPr>
-                <w:rFonts w:ascii="Latha" w:hAnsi="Latha" w:cs="Latha"/>
-                <w:sz w:val="28"/>
-                <w:szCs w:val="28"/>
-                <w:cs/>
-                <w:lang w:bidi="ta-IN"/>
-              </w:rPr>
-              <w:t>கஸ்மை</w:t>
-            </w:r>
-            <w:r>
-              <w:rPr>
-                <w:rFonts w:ascii="BRH Tamil Tab Extra" w:hAnsi="BRH Tamil Tab Extra" w:cs="Latha"/>
-                <w:b/>
+                <w:color w:val="EE0000"/>
+                <w:sz w:val="28"/>
+                <w:szCs w:val="28"/>
+                <w:cs/>
+                <w:lang w:bidi="ta-IN"/>
+              </w:rPr>
+              <w:t>ஸ்த்வனா</w:t>
+            </w:r>
+            <w:r>
+              <w:rPr>
+                <w:rFonts w:ascii="BRH Tamil Tab Extra" w:hAnsi="BRH Tamil Tab Extra" w:cs="Latha"/>
+                <w:b/>
+                <w:color w:val="EE0000"/>
                 <w:sz w:val="36"/>
                 <w:szCs w:val="28"/>
                 <w:lang w:bidi="ta-IN"/>
@@ -1293,68 +1202,18 @@
             <w:r>
               <w:rPr>
                 <w:rFonts w:ascii="Latha" w:hAnsi="Latha" w:cs="Latha"/>
-                <w:sz w:val="28"/>
-                <w:szCs w:val="28"/>
-                <w:lang w:bidi="ta-IN"/>
-              </w:rPr>
-              <w:t xml:space="preserve"> </w:t>
-            </w:r>
-            <w:r>
-              <w:rPr>
-                <w:rFonts w:ascii="Latha" w:hAnsi="Latha" w:cs="Latha"/>
-                <w:sz w:val="28"/>
-                <w:szCs w:val="28"/>
-                <w:cs/>
-                <w:lang w:bidi="ta-IN"/>
-              </w:rPr>
-              <w:t>தே</w:t>
-            </w:r>
-            <w:r>
-              <w:rPr>
-                <w:rFonts w:ascii="BRH Tamil Tab Extra" w:hAnsi="BRH Tamil Tab Extra" w:cs="Latha"/>
-                <w:b/>
-                <w:sz w:val="36"/>
-                <w:szCs w:val="28"/>
-                <w:lang w:bidi="ta-IN"/>
-              </w:rPr>
-              <w:t>…</w:t>
-            </w:r>
-            <w:r>
-              <w:rPr>
-                <w:rFonts w:ascii="Latha" w:hAnsi="Latha" w:cs="Latha"/>
-                <w:b/>
-                <w:bCs/>
-                <w:position w:val="-12"/>
-                <w:sz w:val="28"/>
-                <w:szCs w:val="28"/>
-                <w:cs/>
-                <w:lang w:bidi="ta-IN"/>
-              </w:rPr>
-              <w:t>3</w:t>
-            </w:r>
-            <w:r>
-              <w:rPr>
-                <w:rFonts w:ascii="Latha" w:hAnsi="Latha" w:cs="Latha"/>
-                <w:sz w:val="28"/>
-                <w:szCs w:val="28"/>
-                <w:cs/>
-                <w:lang w:bidi="ta-IN"/>
-              </w:rPr>
-              <w:t>வாய</w:t>
-            </w:r>
-            <w:r>
-              <w:rPr>
-                <w:rFonts w:ascii="BRH Tamil Tab Extra" w:hAnsi="BRH Tamil Tab Extra" w:cs="Latha"/>
-                <w:b/>
-                <w:sz w:val="36"/>
-                <w:szCs w:val="28"/>
-                <w:lang w:bidi="ta-IN"/>
-              </w:rPr>
-              <w:t>†</w:t>
-            </w:r>
-            <w:r>
-              <w:rPr>
-                <w:rFonts w:ascii="Latha" w:hAnsi="Latha" w:cs="Latha"/>
+                <w:color w:val="EE0000"/>
+                <w:sz w:val="28"/>
+                <w:szCs w:val="28"/>
+                <w:cs/>
+                <w:lang w:bidi="ta-IN"/>
+              </w:rPr>
+              <w:t>துரம்</w:t>
+            </w:r>
+            <w:r>
+              <w:rPr>
+                <w:rFonts w:ascii="Latha" w:hAnsi="Latha" w:cs="Latha"/>
+                <w:color w:val="EE0000"/>
                 <w:sz w:val="28"/>
                 <w:szCs w:val="28"/>
                 <w:lang w:bidi="ta-IN"/>
@@ -1409,7 +1268,7 @@
                 <w:sz w:val="28"/>
                 <w:szCs w:val="32"/>
               </w:rPr>
-              <w:t xml:space="preserve">4.2.8.2 </w:t>
+              <w:t xml:space="preserve">4.2.7.1 </w:t>
             </w:r>
             <w:r>
               <w:rPr>
@@ -1459,7 +1318,7 @@
                 <w:sz w:val="28"/>
                 <w:szCs w:val="32"/>
               </w:rPr>
-              <w:t>17</w:t>
+              <w:t>18</w:t>
             </w:r>
           </w:p>
           <w:p>
@@ -1508,7 +1367,7 @@
                 <w:sz w:val="28"/>
                 <w:szCs w:val="28"/>
               </w:rPr>
-              <w:t xml:space="preserve"> </w:t>
+              <w:t xml:space="preserve"> 2</w:t>
             </w:r>
             <w:r>
               <w:rPr>
@@ -1518,7 +1377,7 @@
                 <w:sz w:val="28"/>
                 <w:szCs w:val="28"/>
               </w:rPr>
-              <w:t>34</w:t>
+              <w:t>9</w:t>
             </w:r>
           </w:p>
         </w:tc>
@@ -1537,6 +1396,7 @@
                 <w:rFonts w:ascii="Latha" w:hAnsi="Latha" w:cs="Latha"/>
                 <w:sz w:val="28"/>
                 <w:szCs w:val="28"/>
+                <w:cs/>
                 <w:lang w:bidi="ta-IN"/>
               </w:rPr>
             </w:pPr>
@@ -1548,7 +1408,7 @@
                 <w:cs/>
                 <w:lang w:bidi="ta-IN"/>
               </w:rPr>
-              <w:t>வே</w:t>
+              <w:t>ஜ</w:t>
             </w:r>
             <w:r>
               <w:rPr>
@@ -1568,7 +1428,17 @@
                 <w:cs/>
                 <w:lang w:bidi="ta-IN"/>
               </w:rPr>
-              <w:t>ன</w:t>
+              <w:t>ஜான</w:t>
+            </w:r>
+            <w:r>
+              <w:rPr>
+                <w:rFonts w:ascii="BRH Tamil Tab Extra" w:hAnsi="BRH Tamil Tab Extra" w:cs="Latha"/>
+                <w:b/>
+                <w:sz w:val="36"/>
+                <w:szCs w:val="28"/>
+                <w:lang w:bidi="ta-IN"/>
+              </w:rPr>
+              <w:t>…</w:t>
             </w:r>
             <w:r>
               <w:rPr>
@@ -1587,7 +1457,66 @@
                 <w:cs/>
                 <w:lang w:bidi="ta-IN"/>
               </w:rPr>
-              <w:t>ஆ</w:t>
+              <w:t>கஸ்</w:t>
+            </w:r>
+            <w:r>
+              <w:rPr>
+                <w:rFonts w:ascii="Latha" w:hAnsi="Latha" w:cs="Latha"/>
+                <w:sz w:val="28"/>
+                <w:szCs w:val="28"/>
+                <w:highlight w:val="yellow"/>
+                <w:cs/>
+                <w:lang w:bidi="ta-IN"/>
+              </w:rPr>
+              <w:t>மே</w:t>
+            </w:r>
+            <w:r>
+              <w:rPr>
+                <w:rFonts w:ascii="BRH Tamil Tab Extra" w:hAnsi="BRH Tamil Tab Extra" w:cs="Latha"/>
+                <w:b/>
+                <w:sz w:val="36"/>
+                <w:szCs w:val="28"/>
+                <w:highlight w:val="yellow"/>
+                <w:lang w:bidi="ta-IN"/>
+              </w:rPr>
+              <w:t>‡</w:t>
+            </w:r>
+            <w:r>
+              <w:rPr>
+                <w:rFonts w:ascii="Latha" w:hAnsi="Latha" w:cs="Latha"/>
+                <w:szCs w:val="24"/>
+                <w:cs/>
+                <w:lang w:bidi="ta-IN"/>
+              </w:rPr>
+              <w:t xml:space="preserve"> </w:t>
+            </w:r>
+            <w:r>
+              <w:rPr>
+                <w:rFonts w:ascii="Latha" w:hAnsi="Latha" w:cs="Latha"/>
+                <w:sz w:val="28"/>
+                <w:szCs w:val="28"/>
+                <w:lang w:bidi="ta-IN"/>
+              </w:rPr>
+              <w:t xml:space="preserve"> | </w:t>
+            </w:r>
+            <w:r>
+              <w:rPr>
+                <w:rFonts w:ascii="Latha" w:hAnsi="Latha" w:cs="Latha"/>
+                <w:sz w:val="28"/>
+                <w:szCs w:val="28"/>
+                <w:lang w:bidi="ta-IN"/>
+              </w:rPr>
+              <w:br/>
+            </w:r>
+            <w:r>
+              <w:rPr>
+                <w:rFonts w:ascii="Latha" w:hAnsi="Latha" w:cs="Latha"/>
+                <w:sz w:val="28"/>
+                <w:szCs w:val="28"/>
+                <w:cs/>
+                <w:lang w:bidi="ta-IN"/>
+              </w:rPr>
+              <w:t>கஸ்மை</w:t>
             </w:r>
             <w:r>
               <w:rPr>
@@ -1604,22 +1533,62 @@
                 <w:rFonts w:ascii="Latha" w:hAnsi="Latha" w:cs="Latha"/>
                 <w:sz w:val="28"/>
                 <w:szCs w:val="28"/>
-                <w:cs/>
-                <w:lang w:bidi="ta-IN"/>
-              </w:rPr>
-              <w:t>வ</w:t>
+                <w:lang w:bidi="ta-IN"/>
+              </w:rPr>
+              <w:t xml:space="preserve"> </w:t>
+            </w:r>
+            <w:r>
+              <w:rPr>
+                <w:rFonts w:ascii="Latha" w:hAnsi="Latha" w:cs="Latha"/>
+                <w:sz w:val="28"/>
+                <w:szCs w:val="28"/>
+                <w:cs/>
+                <w:lang w:bidi="ta-IN"/>
+              </w:rPr>
+              <w:t>தே</w:t>
+            </w:r>
+            <w:r>
+              <w:rPr>
+                <w:rFonts w:ascii="BRH Tamil Tab Extra" w:hAnsi="BRH Tamil Tab Extra" w:cs="Latha"/>
+                <w:b/>
+                <w:sz w:val="36"/>
+                <w:szCs w:val="28"/>
+                <w:lang w:bidi="ta-IN"/>
+              </w:rPr>
+              <w:t>…</w:t>
             </w:r>
             <w:r>
               <w:rPr>
                 <w:rFonts w:ascii="Latha" w:hAnsi="Latha" w:cs="Latha"/>
                 <w:b/>
                 <w:bCs/>
-                <w:sz w:val="32"/>
-                <w:szCs w:val="32"/>
-                <w:cs/>
-                <w:lang w:bidi="ta-IN"/>
-              </w:rPr>
-              <w:t>:</w:t>
+                <w:position w:val="-12"/>
+                <w:sz w:val="28"/>
+                <w:szCs w:val="28"/>
+                <w:cs/>
+                <w:lang w:bidi="ta-IN"/>
+              </w:rPr>
+              <w:t>3</w:t>
+            </w:r>
+            <w:r>
+              <w:rPr>
+                <w:rFonts w:ascii="Latha" w:hAnsi="Latha" w:cs="Latha"/>
+                <w:sz w:val="28"/>
+                <w:szCs w:val="28"/>
+                <w:cs/>
+                <w:lang w:bidi="ta-IN"/>
+              </w:rPr>
+              <w:t>வாய</w:t>
+            </w:r>
+            <w:r>
+              <w:rPr>
+                <w:rFonts w:ascii="BRH Tamil Tab Extra" w:hAnsi="BRH Tamil Tab Extra" w:cs="Latha"/>
+                <w:b/>
+                <w:sz w:val="36"/>
+                <w:szCs w:val="28"/>
+                <w:lang w:bidi="ta-IN"/>
+              </w:rPr>
+              <w:t>†</w:t>
             </w:r>
             <w:r>
               <w:rPr>
@@ -1630,151 +1599,6 @@
               </w:rPr>
               <w:t xml:space="preserve"> |</w:t>
             </w:r>
-            <w:r>
-              <w:rPr>
-                <w:rFonts w:ascii="Latha" w:hAnsi="Latha" w:cs="Latha"/>
-                <w:sz w:val="28"/>
-                <w:szCs w:val="28"/>
-                <w:lang w:bidi="ta-IN"/>
-              </w:rPr>
-              <w:t xml:space="preserve"> </w:t>
-            </w:r>
-            <w:r>
-              <w:rPr>
-                <w:rFonts w:ascii="Latha" w:hAnsi="Latha" w:cs="Latha"/>
-                <w:sz w:val="28"/>
-                <w:szCs w:val="28"/>
-                <w:lang w:bidi="ta-IN"/>
-              </w:rPr>
-              <w:br/>
-            </w:r>
-            <w:r>
-              <w:rPr>
-                <w:rFonts w:ascii="Latha" w:hAnsi="Latha" w:cs="Latha"/>
-                <w:sz w:val="28"/>
-                <w:szCs w:val="28"/>
-                <w:highlight w:val="yellow"/>
-                <w:cs/>
-                <w:lang w:bidi="ta-IN"/>
-              </w:rPr>
-              <w:t>ஆ</w:t>
-            </w:r>
-            <w:r>
-              <w:rPr>
-                <w:rFonts w:ascii="BRH Tamil Tab Extra" w:hAnsi="BRH Tamil Tab Extra" w:cs="Latha"/>
-                <w:b/>
-                <w:sz w:val="36"/>
-                <w:szCs w:val="28"/>
-                <w:highlight w:val="yellow"/>
-                <w:lang w:bidi="ta-IN"/>
-              </w:rPr>
-              <w:t>…</w:t>
-            </w:r>
-            <w:r>
-              <w:rPr>
-                <w:rFonts w:ascii="Latha" w:hAnsi="Latha" w:cs="Latha"/>
-                <w:sz w:val="28"/>
-                <w:szCs w:val="28"/>
-                <w:highlight w:val="yellow"/>
-                <w:cs/>
-                <w:lang w:bidi="ta-IN"/>
-              </w:rPr>
-              <w:t>வ</w:t>
-            </w:r>
-            <w:r>
-              <w:rPr>
-                <w:rFonts w:ascii="BRH Tamil Tab Extra" w:hAnsi="BRH Tamil Tab Extra" w:cs="Latha"/>
-                <w:b/>
-                <w:sz w:val="36"/>
-                <w:szCs w:val="28"/>
-                <w:highlight w:val="yellow"/>
-                <w:lang w:bidi="ta-IN"/>
-              </w:rPr>
-              <w:t>…</w:t>
-            </w:r>
-            <w:r>
-              <w:rPr>
-                <w:rFonts w:ascii="Latha" w:hAnsi="Latha" w:cs="Latha"/>
-                <w:sz w:val="28"/>
-                <w:szCs w:val="28"/>
-                <w:highlight w:val="yellow"/>
-                <w:lang w:bidi="ta-IN"/>
-              </w:rPr>
-              <w:t xml:space="preserve"> </w:t>
-            </w:r>
-            <w:r>
-              <w:rPr>
-                <w:rFonts w:ascii="Latha" w:hAnsi="Latha" w:cs="Latha"/>
-                <w:sz w:val="28"/>
-                <w:szCs w:val="28"/>
-                <w:highlight w:val="yellow"/>
-                <w:cs/>
-                <w:lang w:bidi="ta-IN"/>
-              </w:rPr>
-              <w:t>இத்யா</w:t>
-            </w:r>
-            <w:r>
-              <w:rPr>
-                <w:rFonts w:ascii="BRH Tamil Tab Extra" w:hAnsi="BRH Tamil Tab Extra" w:cs="Latha"/>
-                <w:b/>
-                <w:sz w:val="36"/>
-                <w:szCs w:val="28"/>
-                <w:highlight w:val="yellow"/>
-                <w:lang w:bidi="ta-IN"/>
-              </w:rPr>
-              <w:t>†</w:t>
-            </w:r>
-            <w:r>
-              <w:rPr>
-                <w:rFonts w:ascii="Latha" w:hAnsi="Latha" w:cs="Latha"/>
-                <w:sz w:val="28"/>
-                <w:szCs w:val="28"/>
-                <w:highlight w:val="yellow"/>
-                <w:cs/>
-                <w:lang w:bidi="ta-IN"/>
-              </w:rPr>
-              <w:t>வ</w:t>
-            </w:r>
-            <w:r>
-              <w:rPr>
-                <w:rFonts w:ascii="Latha" w:hAnsi="Latha" w:cs="Latha"/>
-                <w:b/>
-                <w:bCs/>
-                <w:sz w:val="32"/>
-                <w:szCs w:val="32"/>
-                <w:highlight w:val="yellow"/>
-                <w:cs/>
-                <w:lang w:bidi="ta-IN"/>
-              </w:rPr>
-              <w:t>:</w:t>
-            </w:r>
-            <w:r>
-              <w:rPr>
-                <w:rFonts w:ascii="Latha" w:hAnsi="Latha" w:cs="Latha"/>
-                <w:sz w:val="28"/>
-                <w:szCs w:val="28"/>
-                <w:lang w:bidi="ta-IN"/>
-              </w:rPr>
-              <w:t xml:space="preserve"> </w:t>
-            </w:r>
-            <w:r>
-              <w:rPr>
-                <w:rFonts w:ascii="Latha" w:hAnsi="Latha" w:cs="Latha"/>
-                <w:sz w:val="28"/>
-                <w:szCs w:val="28"/>
-                <w:lang w:bidi="ta-IN"/>
-              </w:rPr>
-              <w:t>|</w:t>
-            </w:r>
-          </w:p>
-          <w:p>
-            <w:pPr>
-              <w:pStyle w:val="NoSpacing"/>
-              <w:rPr>
-                <w:cs/>
-                <w:lang w:bidi="ta-IN"/>
-              </w:rPr>
-            </w:pPr>
           </w:p>
         </w:tc>
         <w:tc>
@@ -1792,90 +1616,190 @@
                 <w:rFonts w:ascii="Latha" w:hAnsi="Latha" w:cs="Latha"/>
                 <w:sz w:val="28"/>
                 <w:szCs w:val="28"/>
+                <w:cs/>
+                <w:lang w:bidi="ta-IN"/>
+              </w:rPr>
+            </w:pPr>
+            <w:r>
+              <w:rPr>
+                <w:rFonts w:ascii="Latha" w:hAnsi="Latha" w:cs="Latha"/>
+                <w:sz w:val="28"/>
+                <w:szCs w:val="28"/>
+                <w:cs/>
+                <w:lang w:bidi="ta-IN"/>
+              </w:rPr>
+              <w:t>ஜ</w:t>
+            </w:r>
+            <w:r>
+              <w:rPr>
+                <w:rFonts w:ascii="BRH Tamil Tab Extra" w:hAnsi="BRH Tamil Tab Extra" w:cs="Latha"/>
+                <w:b/>
+                <w:sz w:val="36"/>
+                <w:szCs w:val="28"/>
+                <w:lang w:bidi="ta-IN"/>
+              </w:rPr>
+              <w:t>…</w:t>
+            </w:r>
+            <w:r>
+              <w:rPr>
+                <w:rFonts w:ascii="Latha" w:hAnsi="Latha" w:cs="Latha"/>
+                <w:sz w:val="28"/>
+                <w:szCs w:val="28"/>
+                <w:cs/>
+                <w:lang w:bidi="ta-IN"/>
+              </w:rPr>
+              <w:t>ஜான</w:t>
+            </w:r>
+            <w:r>
+              <w:rPr>
+                <w:rFonts w:ascii="BRH Tamil Tab Extra" w:hAnsi="BRH Tamil Tab Extra" w:cs="Latha"/>
+                <w:b/>
+                <w:sz w:val="36"/>
+                <w:szCs w:val="28"/>
+                <w:lang w:bidi="ta-IN"/>
+              </w:rPr>
+              <w:t>…</w:t>
+            </w:r>
+            <w:r>
+              <w:rPr>
+                <w:rFonts w:ascii="Latha" w:hAnsi="Latha" w:cs="Latha"/>
+                <w:sz w:val="28"/>
+                <w:szCs w:val="28"/>
+                <w:lang w:bidi="ta-IN"/>
+              </w:rPr>
+              <w:t xml:space="preserve"> </w:t>
+            </w:r>
+            <w:r>
+              <w:rPr>
+                <w:rFonts w:ascii="Latha" w:hAnsi="Latha" w:cs="Latha"/>
+                <w:sz w:val="28"/>
+                <w:szCs w:val="28"/>
+                <w:cs/>
+                <w:lang w:bidi="ta-IN"/>
+              </w:rPr>
+              <w:t>கஸ்</w:t>
+            </w:r>
+            <w:r>
+              <w:rPr>
+                <w:rFonts w:ascii="Latha" w:hAnsi="Latha" w:cs="Latha"/>
+                <w:sz w:val="28"/>
+                <w:szCs w:val="28"/>
                 <w:highlight w:val="green"/>
-                <w:lang w:bidi="ta-IN"/>
-              </w:rPr>
-            </w:pPr>
-            <w:r>
-              <w:rPr>
-                <w:rFonts w:ascii="Latha" w:hAnsi="Latha" w:cs="Latha"/>
-                <w:sz w:val="28"/>
-                <w:szCs w:val="28"/>
-                <w:cs/>
-                <w:lang w:bidi="ta-IN"/>
-              </w:rPr>
-              <w:t>வே</w:t>
-            </w:r>
-            <w:r>
-              <w:rPr>
-                <w:rFonts w:ascii="BRH Tamil Tab Extra" w:hAnsi="BRH Tamil Tab Extra" w:cs="Latha"/>
-                <w:b/>
-                <w:sz w:val="36"/>
-                <w:szCs w:val="28"/>
-                <w:lang w:bidi="ta-IN"/>
-              </w:rPr>
-              <w:t>…</w:t>
-            </w:r>
-            <w:r>
-              <w:rPr>
-                <w:rFonts w:ascii="Latha" w:hAnsi="Latha" w:cs="Latha"/>
-                <w:sz w:val="28"/>
-                <w:szCs w:val="28"/>
-                <w:cs/>
-                <w:lang w:bidi="ta-IN"/>
-              </w:rPr>
-              <w:t>ன</w:t>
-            </w:r>
-            <w:r>
-              <w:rPr>
-                <w:rFonts w:ascii="Latha" w:hAnsi="Latha" w:cs="Latha"/>
-                <w:sz w:val="28"/>
-                <w:szCs w:val="28"/>
-                <w:lang w:bidi="ta-IN"/>
-              </w:rPr>
-              <w:t xml:space="preserve"> </w:t>
-            </w:r>
-            <w:r>
-              <w:rPr>
-                <w:rFonts w:ascii="Latha" w:hAnsi="Latha" w:cs="Latha"/>
-                <w:sz w:val="28"/>
-                <w:szCs w:val="28"/>
-                <w:cs/>
-                <w:lang w:bidi="ta-IN"/>
-              </w:rPr>
-              <w:t>ஆ</w:t>
-            </w:r>
-            <w:r>
-              <w:rPr>
-                <w:rFonts w:ascii="BRH Tamil Tab Extra" w:hAnsi="BRH Tamil Tab Extra" w:cs="Latha"/>
-                <w:b/>
-                <w:sz w:val="36"/>
-                <w:szCs w:val="28"/>
-                <w:lang w:bidi="ta-IN"/>
-              </w:rPr>
-              <w:t>†</w:t>
-            </w:r>
-            <w:r>
-              <w:rPr>
-                <w:rFonts w:ascii="Latha" w:hAnsi="Latha" w:cs="Latha"/>
-                <w:sz w:val="28"/>
-                <w:szCs w:val="28"/>
-                <w:cs/>
-                <w:lang w:bidi="ta-IN"/>
-              </w:rPr>
-              <w:t>வ</w:t>
-            </w:r>
-            <w:r>
-              <w:rPr>
-                <w:rFonts w:ascii="Latha" w:hAnsi="Latha" w:cs="Latha"/>
+                <w:cs/>
+                <w:lang w:bidi="ta-IN"/>
+              </w:rPr>
+              <w:t>மை</w:t>
+            </w:r>
+            <w:r>
+              <w:rPr>
+                <w:rFonts w:ascii="BRH Tamil Tab Extra" w:hAnsi="BRH Tamil Tab Extra" w:cs="Latha"/>
                 <w:b/>
                 <w:bCs/>
                 <w:sz w:val="32"/>
                 <w:szCs w:val="32"/>
-                <w:cs/>
-                <w:lang w:bidi="ta-IN"/>
-              </w:rPr>
-              <w:t>:</w:t>
+                <w:lang w:bidi="ta-IN"/>
+              </w:rPr>
+              <w:t>‡</w:t>
+            </w:r>
+            <w:r>
+              <w:rPr>
+                <w:rFonts w:ascii="Latha" w:hAnsi="Latha" w:cs="Latha"/>
+                <w:sz w:val="28"/>
+                <w:szCs w:val="28"/>
+                <w:lang w:bidi="ta-IN"/>
+              </w:rPr>
+              <w:t xml:space="preserve"> | </w:t>
+            </w:r>
+            <w:r>
+              <w:rPr>
+                <w:rFonts w:ascii="Latha" w:hAnsi="Latha" w:cs="Latha"/>
+                <w:sz w:val="28"/>
+                <w:szCs w:val="28"/>
+                <w:lang w:bidi="ta-IN"/>
+              </w:rPr>
+              <w:br/>
+            </w:r>
+            <w:r>
+              <w:rPr>
+                <w:rFonts w:ascii="Latha" w:hAnsi="Latha" w:cs="Latha"/>
+                <w:sz w:val="28"/>
+                <w:szCs w:val="28"/>
+                <w:cs/>
+                <w:lang w:bidi="ta-IN"/>
+              </w:rPr>
+              <w:t>கஸ்மை</w:t>
+            </w:r>
+            <w:r>
+              <w:rPr>
+                <w:rFonts w:ascii="BRH Tamil Tab Extra" w:hAnsi="BRH Tamil Tab Extra" w:cs="Latha"/>
+                <w:b/>
+                <w:sz w:val="36"/>
+                <w:szCs w:val="28"/>
+                <w:lang w:bidi="ta-IN"/>
+              </w:rPr>
+              <w:t>†</w:t>
+            </w:r>
+            <w:r>
+              <w:rPr>
+                <w:rFonts w:ascii="Latha" w:hAnsi="Latha" w:cs="Latha"/>
+                <w:sz w:val="28"/>
+                <w:szCs w:val="28"/>
+                <w:lang w:bidi="ta-IN"/>
+              </w:rPr>
+              <w:t xml:space="preserve"> </w:t>
+            </w:r>
+            <w:r>
+              <w:rPr>
+                <w:rFonts w:ascii="Latha" w:hAnsi="Latha" w:cs="Latha"/>
+                <w:sz w:val="28"/>
+                <w:szCs w:val="28"/>
+                <w:cs/>
+                <w:lang w:bidi="ta-IN"/>
+              </w:rPr>
+              <w:t>தே</w:t>
+            </w:r>
+            <w:r>
+              <w:rPr>
+                <w:rFonts w:ascii="BRH Tamil Tab Extra" w:hAnsi="BRH Tamil Tab Extra" w:cs="Latha"/>
+                <w:b/>
+                <w:sz w:val="36"/>
+                <w:szCs w:val="28"/>
+                <w:lang w:bidi="ta-IN"/>
+              </w:rPr>
+              <w:t>…</w:t>
+            </w:r>
+            <w:r>
+              <w:rPr>
+                <w:rFonts w:ascii="Latha" w:hAnsi="Latha" w:cs="Latha"/>
+                <w:b/>
+                <w:bCs/>
+                <w:position w:val="-12"/>
+                <w:sz w:val="28"/>
+                <w:szCs w:val="28"/>
+                <w:cs/>
+                <w:lang w:bidi="ta-IN"/>
+              </w:rPr>
+              <w:t>3</w:t>
+            </w:r>
+            <w:r>
+              <w:rPr>
+                <w:rFonts w:ascii="Latha" w:hAnsi="Latha" w:cs="Latha"/>
+                <w:sz w:val="28"/>
+                <w:szCs w:val="28"/>
+                <w:cs/>
+                <w:lang w:bidi="ta-IN"/>
+              </w:rPr>
+              <w:t>வாய</w:t>
+            </w:r>
+            <w:r>
+              <w:rPr>
+                <w:rFonts w:ascii="BRH Tamil Tab Extra" w:hAnsi="BRH Tamil Tab Extra" w:cs="Latha"/>
+                <w:b/>
+                <w:sz w:val="36"/>
+                <w:szCs w:val="28"/>
+                <w:lang w:bidi="ta-IN"/>
+              </w:rPr>
+              <w:t>†</w:t>
             </w:r>
             <w:r>
               <w:rPr>
@@ -1885,135 +1809,6 @@
                 <w:lang w:bidi="ta-IN"/>
               </w:rPr>
               <w:t xml:space="preserve"> |</w:t>
-            </w:r>
-          </w:p>
-          <w:p>
-            <w:pPr>
-              <w:widowControl w:val="0"/>
-              <w:autoSpaceDE w:val="0"/>
-              <w:autoSpaceDN w:val="0"/>
-              <w:adjustRightInd w:val="0"/>
-              <w:spacing w:before="0" w:line="240" w:lineRule="auto"/>
-              <w:rPr>
-                <w:rFonts w:ascii="Latha" w:hAnsi="Latha" w:cs="Latha"/>
-                <w:sz w:val="28"/>
-                <w:szCs w:val="28"/>
-                <w:cs/>
-                <w:lang w:bidi="ta-IN"/>
-              </w:rPr>
-            </w:pPr>
-            <w:r>
-              <w:rPr>
-                <w:rFonts w:ascii="Latha" w:hAnsi="Latha" w:cs="Latha"/>
-                <w:sz w:val="28"/>
-                <w:szCs w:val="28"/>
-                <w:highlight w:val="green"/>
-                <w:cs/>
-                <w:lang w:bidi="ta-IN"/>
-              </w:rPr>
-              <w:t>ஆ</w:t>
-            </w:r>
-            <w:r>
-              <w:rPr>
-                <w:rFonts w:ascii="BRH Tamil Tab Extra" w:hAnsi="BRH Tamil Tab Extra" w:cs="Latha"/>
-                <w:b/>
-                <w:bCs/>
-                <w:sz w:val="28"/>
-                <w:szCs w:val="28"/>
-                <w:highlight w:val="green"/>
-                <w:lang w:bidi="ta-IN"/>
-              </w:rPr>
-              <w:t>…</w:t>
-            </w:r>
-            <w:r>
-              <w:rPr>
-                <w:rFonts w:ascii="Latha" w:hAnsi="Latha" w:cs="Latha"/>
-                <w:sz w:val="28"/>
-                <w:szCs w:val="28"/>
-                <w:highlight w:val="green"/>
-                <w:cs/>
-                <w:lang w:bidi="ta-IN"/>
-              </w:rPr>
-              <w:t>வ</w:t>
-            </w:r>
-            <w:r>
-              <w:rPr>
-                <w:rFonts w:ascii="BRH Tamil Tab Extra" w:hAnsi="BRH Tamil Tab Extra" w:cs="Latha"/>
-                <w:b/>
-                <w:bCs/>
-                <w:sz w:val="28"/>
-                <w:szCs w:val="28"/>
-                <w:highlight w:val="green"/>
-                <w:lang w:bidi="ta-IN"/>
-              </w:rPr>
-              <w:t>…</w:t>
-            </w:r>
-            <w:r>
-              <w:rPr>
-                <w:rFonts w:ascii="Latha" w:hAnsi="Latha" w:cs="Latha"/>
-                <w:sz w:val="28"/>
-                <w:szCs w:val="28"/>
-                <w:highlight w:val="green"/>
-                <w:cs/>
-                <w:lang w:bidi="ta-IN"/>
-              </w:rPr>
-              <w:t>ரித்யா</w:t>
-            </w:r>
-            <w:r>
-              <w:rPr>
-                <w:rFonts w:ascii="BRH Tamil Tab Extra" w:hAnsi="BRH Tamil Tab Extra" w:cs="Latha"/>
-                <w:b/>
-                <w:bCs/>
-                <w:sz w:val="28"/>
-                <w:szCs w:val="28"/>
-                <w:highlight w:val="green"/>
-                <w:lang w:bidi="ta-IN"/>
-              </w:rPr>
-              <w:t>†</w:t>
-            </w:r>
-            <w:r>
-              <w:rPr>
-                <w:rFonts w:ascii="Latha" w:hAnsi="Latha" w:cs="Latha"/>
-                <w:sz w:val="28"/>
-                <w:szCs w:val="28"/>
-                <w:highlight w:val="green"/>
-                <w:cs/>
-                <w:lang w:bidi="ta-IN"/>
-              </w:rPr>
-              <w:t>வ</w:t>
-            </w:r>
-            <w:r>
-              <w:rPr>
-                <w:rFonts w:ascii="Latha" w:hAnsi="Latha" w:cs="Latha"/>
-                <w:b/>
-                <w:bCs/>
-                <w:sz w:val="28"/>
-                <w:szCs w:val="28"/>
-                <w:highlight w:val="green"/>
-                <w:cs/>
-                <w:lang w:bidi="ta-IN"/>
-              </w:rPr>
-              <w:t>:</w:t>
-            </w:r>
-            <w:r>
-              <w:rPr>
-                <w:rFonts w:ascii="Latha" w:hAnsi="Latha" w:cs="Latha"/>
-                <w:b/>
-                <w:bCs/>
-                <w:sz w:val="28"/>
-                <w:szCs w:val="28"/>
-                <w:lang w:bidi="ta-IN"/>
-              </w:rPr>
-              <w:t xml:space="preserve"> </w:t>
-            </w:r>
-            <w:r>
-              <w:rPr>
-                <w:rFonts w:ascii="Latha" w:hAnsi="Latha" w:cs="Latha"/>
-                <w:sz w:val="28"/>
-                <w:szCs w:val="28"/>
-                <w:lang w:bidi="ta-IN"/>
-              </w:rPr>
-              <w:t>||</w:t>
             </w:r>
           </w:p>
         </w:tc>
@@ -2113,7 +1908,7 @@
                 <w:sz w:val="28"/>
                 <w:szCs w:val="32"/>
               </w:rPr>
-              <w:t>30</w:t>
+              <w:t>17</w:t>
             </w:r>
           </w:p>
           <w:p>
@@ -2191,7 +1986,6 @@
                 <w:rFonts w:ascii="Latha" w:hAnsi="Latha" w:cs="Latha"/>
                 <w:sz w:val="28"/>
                 <w:szCs w:val="28"/>
-                <w:cs/>
                 <w:lang w:bidi="ta-IN"/>
               </w:rPr>
             </w:pPr>
@@ -2203,7 +1997,7 @@
                 <w:cs/>
                 <w:lang w:bidi="ta-IN"/>
               </w:rPr>
-              <w:t>ச</w:t>
+              <w:t>வே</w:t>
             </w:r>
             <w:r>
               <w:rPr>
@@ -2220,6 +2014,16 @@
                 <w:rFonts w:ascii="Latha" w:hAnsi="Latha" w:cs="Latha"/>
                 <w:sz w:val="28"/>
                 <w:szCs w:val="28"/>
+                <w:cs/>
+                <w:lang w:bidi="ta-IN"/>
+              </w:rPr>
+              <w:t>ன</w:t>
+            </w:r>
+            <w:r>
+              <w:rPr>
+                <w:rFonts w:ascii="Latha" w:hAnsi="Latha" w:cs="Latha"/>
+                <w:sz w:val="28"/>
+                <w:szCs w:val="28"/>
                 <w:lang w:bidi="ta-IN"/>
               </w:rPr>
               <w:t xml:space="preserve"> </w:t>
@@ -2232,7 +2036,7 @@
                 <w:cs/>
                 <w:lang w:bidi="ta-IN"/>
               </w:rPr>
-              <w:t>விவ</w:t>
+              <w:t>ஆ</w:t>
             </w:r>
             <w:r>
               <w:rPr>
@@ -2243,6 +2047,16 @@
                 <w:lang w:bidi="ta-IN"/>
               </w:rPr>
               <w:t>†</w:t>
+            </w:r>
+            <w:r>
+              <w:rPr>
+                <w:rFonts w:ascii="Latha" w:hAnsi="Latha" w:cs="Latha"/>
+                <w:sz w:val="28"/>
+                <w:szCs w:val="28"/>
+                <w:cs/>
+                <w:lang w:bidi="ta-IN"/>
+              </w:rPr>
+              <w:t>வ</w:t>
             </w:r>
             <w:r>
               <w:rPr>
@@ -2263,17 +2077,25 @@
                 <w:szCs w:val="28"/>
                 <w:lang w:bidi="ta-IN"/>
               </w:rPr>
-              <w:t xml:space="preserve"> | </w:t>
-            </w:r>
-            <w:r>
-              <w:rPr>
-                <w:rFonts w:ascii="Latha" w:hAnsi="Latha" w:cs="Latha"/>
-                <w:sz w:val="28"/>
-                <w:szCs w:val="28"/>
-                <w:cs/>
-                <w:lang w:bidi="ta-IN"/>
-              </w:rPr>
-              <w:t>வி</w:t>
+              <w:t xml:space="preserve"> |</w:t>
+            </w:r>
+            <w:r>
+              <w:rPr>
+                <w:rFonts w:ascii="Latha" w:hAnsi="Latha" w:cs="Latha"/>
+                <w:sz w:val="28"/>
+                <w:szCs w:val="28"/>
+                <w:lang w:bidi="ta-IN"/>
+              </w:rPr>
+              <w:t xml:space="preserve"> </w:t>
+            </w:r>
+            <w:r>
+              <w:rPr>
+                <w:rFonts w:ascii="Latha" w:hAnsi="Latha" w:cs="Latha"/>
+                <w:sz w:val="28"/>
+                <w:szCs w:val="28"/>
+                <w:lang w:bidi="ta-IN"/>
+              </w:rPr>
+              <w:br/>
             </w:r>
             <w:r>
               <w:rPr>
@@ -2284,6 +2106,28 @@
                 <w:cs/>
                 <w:lang w:bidi="ta-IN"/>
               </w:rPr>
+              <w:t>ஆ</w:t>
+            </w:r>
+            <w:r>
+              <w:rPr>
+                <w:rFonts w:ascii="BRH Tamil Tab Extra" w:hAnsi="BRH Tamil Tab Extra" w:cs="Latha"/>
+                <w:b/>
+                <w:sz w:val="36"/>
+                <w:szCs w:val="28"/>
+                <w:highlight w:val="yellow"/>
+                <w:lang w:bidi="ta-IN"/>
+              </w:rPr>
+              <w:t>…</w:t>
+            </w:r>
+            <w:r>
+              <w:rPr>
+                <w:rFonts w:ascii="Latha" w:hAnsi="Latha" w:cs="Latha"/>
+                <w:sz w:val="28"/>
+                <w:szCs w:val="28"/>
+                <w:highlight w:val="yellow"/>
+                <w:cs/>
+                <w:lang w:bidi="ta-IN"/>
+              </w:rPr>
               <w:t>வ</w:t>
             </w:r>
             <w:r>
@@ -2316,56 +2160,29 @@
                 <w:cs/>
                 <w:lang w:bidi="ta-IN"/>
               </w:rPr>
-              <w:t>இ</w:t>
-            </w:r>
-            <w:r>
-              <w:rPr>
-                <w:rFonts w:ascii="Latha" w:hAnsi="Latha" w:cs="Latha"/>
-                <w:sz w:val="28"/>
-                <w:szCs w:val="28"/>
-                <w:cs/>
-                <w:lang w:bidi="ta-IN"/>
-              </w:rPr>
-              <w:t>தி</w:t>
-            </w:r>
-            <w:r>
-              <w:rPr>
-                <w:rFonts w:ascii="BRH Tamil Tab Extra" w:hAnsi="BRH Tamil Tab Extra" w:cs="Latha"/>
-                <w:b/>
-                <w:sz w:val="36"/>
-                <w:szCs w:val="28"/>
-                <w:lang w:bidi="ta-IN"/>
-              </w:rPr>
-              <w:t>…</w:t>
-            </w:r>
-            <w:r>
-              <w:rPr>
-                <w:rFonts w:ascii="Latha" w:hAnsi="Latha" w:cs="Latha"/>
-                <w:sz w:val="28"/>
-                <w:szCs w:val="28"/>
-                <w:lang w:bidi="ta-IN"/>
-              </w:rPr>
-              <w:t xml:space="preserve"> </w:t>
-            </w:r>
-            <w:r>
-              <w:rPr>
-                <w:rFonts w:ascii="Latha" w:hAnsi="Latha" w:cs="Latha"/>
-                <w:sz w:val="28"/>
-                <w:szCs w:val="28"/>
-                <w:cs/>
-                <w:lang w:bidi="ta-IN"/>
-              </w:rPr>
-              <w:t>விவ</w:t>
-            </w:r>
-            <w:r>
-              <w:rPr>
-                <w:rFonts w:ascii="BRH Tamil Tab Extra" w:hAnsi="BRH Tamil Tab Extra" w:cs="Latha"/>
-                <w:b/>
-                <w:sz w:val="36"/>
-                <w:szCs w:val="28"/>
+              <w:t>இத்யா</w:t>
+            </w:r>
+            <w:r>
+              <w:rPr>
+                <w:rFonts w:ascii="BRH Tamil Tab Extra" w:hAnsi="BRH Tamil Tab Extra" w:cs="Latha"/>
+                <w:b/>
+                <w:sz w:val="36"/>
+                <w:szCs w:val="28"/>
+                <w:highlight w:val="yellow"/>
                 <w:lang w:bidi="ta-IN"/>
               </w:rPr>
               <w:t>†</w:t>
+            </w:r>
+            <w:r>
+              <w:rPr>
+                <w:rFonts w:ascii="Latha" w:hAnsi="Latha" w:cs="Latha"/>
+                <w:sz w:val="28"/>
+                <w:szCs w:val="28"/>
+                <w:highlight w:val="yellow"/>
+                <w:cs/>
+                <w:lang w:bidi="ta-IN"/>
+              </w:rPr>
+              <w:t>வ</w:t>
             </w:r>
             <w:r>
               <w:rPr>
@@ -2374,6 +2191,7 @@
                 <w:bCs/>
                 <w:sz w:val="32"/>
                 <w:szCs w:val="32"/>
+                <w:highlight w:val="yellow"/>
                 <w:cs/>
                 <w:lang w:bidi="ta-IN"/>
               </w:rPr>
@@ -2386,8 +2204,26 @@
                 <w:szCs w:val="28"/>
                 <w:lang w:bidi="ta-IN"/>
               </w:rPr>
-              <w:t xml:space="preserve"> ||</w:t>
-            </w:r>
+              <w:t xml:space="preserve"> </w:t>
+            </w:r>
+            <w:r>
+              <w:rPr>
+                <w:rFonts w:ascii="Latha" w:hAnsi="Latha" w:cs="Latha"/>
+                <w:sz w:val="28"/>
+                <w:szCs w:val="28"/>
+                <w:lang w:bidi="ta-IN"/>
+              </w:rPr>
+              <w:t>|</w:t>
+            </w:r>
+          </w:p>
+          <w:p>
+            <w:pPr>
+              <w:pStyle w:val="NoSpacing"/>
+              <w:rPr>
+                <w:cs/>
+                <w:lang w:bidi="ta-IN"/>
+              </w:rPr>
+            </w:pPr>
           </w:p>
         </w:tc>
         <w:tc>
@@ -2405,7 +2241,7 @@
                 <w:rFonts w:ascii="Latha" w:hAnsi="Latha" w:cs="Latha"/>
                 <w:sz w:val="28"/>
                 <w:szCs w:val="28"/>
-                <w:cs/>
+                <w:highlight w:val="green"/>
                 <w:lang w:bidi="ta-IN"/>
               </w:rPr>
             </w:pPr>
@@ -2417,7 +2253,7 @@
                 <w:cs/>
                 <w:lang w:bidi="ta-IN"/>
               </w:rPr>
-              <w:t>ச</w:t>
+              <w:t>வே</w:t>
             </w:r>
             <w:r>
               <w:rPr>
@@ -2434,6 +2270,16 @@
                 <w:rFonts w:ascii="Latha" w:hAnsi="Latha" w:cs="Latha"/>
                 <w:sz w:val="28"/>
                 <w:szCs w:val="28"/>
+                <w:cs/>
+                <w:lang w:bidi="ta-IN"/>
+              </w:rPr>
+              <w:t>ன</w:t>
+            </w:r>
+            <w:r>
+              <w:rPr>
+                <w:rFonts w:ascii="Latha" w:hAnsi="Latha" w:cs="Latha"/>
+                <w:sz w:val="28"/>
+                <w:szCs w:val="28"/>
                 <w:lang w:bidi="ta-IN"/>
               </w:rPr>
               <w:t xml:space="preserve"> </w:t>
@@ -2446,7 +2292,7 @@
                 <w:cs/>
                 <w:lang w:bidi="ta-IN"/>
               </w:rPr>
-              <w:t>விவ</w:t>
+              <w:t>ஆ</w:t>
             </w:r>
             <w:r>
               <w:rPr>
@@ -2457,6 +2303,16 @@
                 <w:lang w:bidi="ta-IN"/>
               </w:rPr>
               <w:t>†</w:t>
+            </w:r>
+            <w:r>
+              <w:rPr>
+                <w:rFonts w:ascii="Latha" w:hAnsi="Latha" w:cs="Latha"/>
+                <w:sz w:val="28"/>
+                <w:szCs w:val="28"/>
+                <w:cs/>
+                <w:lang w:bidi="ta-IN"/>
+              </w:rPr>
+              <w:t>வ</w:t>
             </w:r>
             <w:r>
               <w:rPr>
@@ -2477,24 +2333,43 @@
                 <w:szCs w:val="28"/>
                 <w:lang w:bidi="ta-IN"/>
               </w:rPr>
-              <w:t xml:space="preserve"> | </w:t>
-            </w:r>
-            <w:r>
-              <w:rPr>
-                <w:rFonts w:ascii="Latha" w:hAnsi="Latha" w:cs="Latha"/>
-                <w:sz w:val="28"/>
-                <w:szCs w:val="28"/>
-                <w:cs/>
-                <w:lang w:bidi="ta-IN"/>
-              </w:rPr>
-              <w:t>விவ</w:t>
-            </w:r>
-            <w:r>
-              <w:rPr>
-                <w:rFonts w:ascii="BRH Tamil Tab Extra" w:hAnsi="BRH Tamil Tab Extra" w:cs="Latha"/>
-                <w:b/>
-                <w:sz w:val="36"/>
-                <w:szCs w:val="28"/>
+              <w:t xml:space="preserve"> |</w:t>
+            </w:r>
+          </w:p>
+          <w:p>
+            <w:pPr>
+              <w:widowControl w:val="0"/>
+              <w:autoSpaceDE w:val="0"/>
+              <w:autoSpaceDN w:val="0"/>
+              <w:adjustRightInd w:val="0"/>
+              <w:spacing w:before="0" w:line="240" w:lineRule="auto"/>
+              <w:rPr>
+                <w:rFonts w:ascii="Latha" w:hAnsi="Latha" w:cs="Latha"/>
+                <w:sz w:val="28"/>
+                <w:szCs w:val="28"/>
+                <w:cs/>
+                <w:lang w:bidi="ta-IN"/>
+              </w:rPr>
+            </w:pPr>
+            <w:r>
+              <w:rPr>
+                <w:rFonts w:ascii="Latha" w:hAnsi="Latha" w:cs="Latha"/>
+                <w:sz w:val="28"/>
+                <w:szCs w:val="28"/>
+                <w:highlight w:val="green"/>
+                <w:cs/>
+                <w:lang w:bidi="ta-IN"/>
+              </w:rPr>
+              <w:t>ஆ</w:t>
+            </w:r>
+            <w:r>
+              <w:rPr>
+                <w:rFonts w:ascii="BRH Tamil Tab Extra" w:hAnsi="BRH Tamil Tab Extra" w:cs="Latha"/>
+                <w:b/>
+                <w:bCs/>
+                <w:sz w:val="28"/>
+                <w:szCs w:val="28"/>
+                <w:highlight w:val="green"/>
                 <w:lang w:bidi="ta-IN"/>
               </w:rPr>
               <w:t>…</w:t>
@@ -2508,24 +2383,16 @@
                 <w:cs/>
                 <w:lang w:bidi="ta-IN"/>
               </w:rPr>
-              <w:t>ரி</w:t>
-            </w:r>
-            <w:r>
-              <w:rPr>
-                <w:rFonts w:ascii="Latha" w:hAnsi="Latha" w:cs="Latha"/>
-                <w:sz w:val="28"/>
-                <w:szCs w:val="28"/>
-                <w:cs/>
-                <w:lang w:bidi="ta-IN"/>
-              </w:rPr>
-              <w:t>தி</w:t>
-            </w:r>
-            <w:r>
-              <w:rPr>
-                <w:rFonts w:ascii="BRH Tamil Tab Extra" w:hAnsi="BRH Tamil Tab Extra" w:cs="Latha"/>
-                <w:b/>
-                <w:sz w:val="36"/>
-                <w:szCs w:val="28"/>
+              <w:t>வ</w:t>
+            </w:r>
+            <w:r>
+              <w:rPr>
+                <w:rFonts w:ascii="BRH Tamil Tab Extra" w:hAnsi="BRH Tamil Tab Extra" w:cs="Latha"/>
+                <w:b/>
+                <w:bCs/>
+                <w:sz w:val="28"/>
+                <w:szCs w:val="28"/>
+                <w:highlight w:val="green"/>
                 <w:lang w:bidi="ta-IN"/>
               </w:rPr>
               <w:t>…</w:t>
@@ -2535,6 +2402,55 @@
                 <w:rFonts w:ascii="Latha" w:hAnsi="Latha" w:cs="Latha"/>
                 <w:sz w:val="28"/>
                 <w:szCs w:val="28"/>
+                <w:highlight w:val="green"/>
+                <w:cs/>
+                <w:lang w:bidi="ta-IN"/>
+              </w:rPr>
+              <w:t>ரித்யா</w:t>
+            </w:r>
+            <w:r>
+              <w:rPr>
+                <w:rFonts w:ascii="BRH Tamil Tab Extra" w:hAnsi="BRH Tamil Tab Extra" w:cs="Latha"/>
+                <w:b/>
+                <w:bCs/>
+                <w:sz w:val="28"/>
+                <w:szCs w:val="28"/>
+                <w:highlight w:val="green"/>
+                <w:lang w:bidi="ta-IN"/>
+              </w:rPr>
+              <w:t>†</w:t>
+            </w:r>
+            <w:r>
+              <w:rPr>
+                <w:rFonts w:ascii="Latha" w:hAnsi="Latha" w:cs="Latha"/>
+                <w:sz w:val="28"/>
+                <w:szCs w:val="28"/>
+                <w:highlight w:val="green"/>
+                <w:cs/>
+                <w:lang w:bidi="ta-IN"/>
+              </w:rPr>
+              <w:t>வ</w:t>
+            </w:r>
+            <w:r>
+              <w:rPr>
+                <w:rFonts w:ascii="Latha" w:hAnsi="Latha" w:cs="Latha"/>
+                <w:b/>
+                <w:bCs/>
+                <w:sz w:val="28"/>
+                <w:szCs w:val="28"/>
+                <w:highlight w:val="green"/>
+                <w:cs/>
+                <w:lang w:bidi="ta-IN"/>
+              </w:rPr>
+              <w:t>:</w:t>
+            </w:r>
+            <w:r>
+              <w:rPr>
+                <w:rFonts w:ascii="Latha" w:hAnsi="Latha" w:cs="Latha"/>
+                <w:b/>
+                <w:bCs/>
+                <w:sz w:val="28"/>
+                <w:szCs w:val="28"/>
                 <w:lang w:bidi="ta-IN"/>
               </w:rPr>
               <w:t xml:space="preserve"> </w:t>
@@ -2544,41 +2460,9 @@
                 <w:rFonts w:ascii="Latha" w:hAnsi="Latha" w:cs="Latha"/>
                 <w:sz w:val="28"/>
                 <w:szCs w:val="28"/>
-                <w:cs/>
-                <w:lang w:bidi="ta-IN"/>
-              </w:rPr>
-              <w:t>விவ</w:t>
-            </w:r>
-            <w:r>
-              <w:rPr>
-                <w:rFonts w:ascii="BRH Tamil Tab Extra" w:hAnsi="BRH Tamil Tab Extra" w:cs="Latha"/>
-                <w:b/>
-                <w:sz w:val="36"/>
-                <w:szCs w:val="28"/>
-                <w:lang w:bidi="ta-IN"/>
-              </w:rPr>
-              <w:t>†</w:t>
-            </w:r>
-            <w:r>
-              <w:rPr>
-                <w:rFonts w:ascii="Latha" w:hAnsi="Latha" w:cs="Latha"/>
-                <w:b/>
-                <w:bCs/>
-                <w:sz w:val="32"/>
-                <w:szCs w:val="32"/>
-                <w:cs/>
-                <w:lang w:bidi="ta-IN"/>
-              </w:rPr>
-              <w:t>:</w:t>
-            </w:r>
-            <w:r>
-              <w:rPr>
-                <w:rFonts w:ascii="Latha" w:hAnsi="Latha" w:cs="Latha"/>
-                <w:sz w:val="28"/>
-                <w:szCs w:val="28"/>
-                <w:lang w:bidi="ta-IN"/>
-              </w:rPr>
-              <w:t xml:space="preserve"> ||</w:t>
+                <w:lang w:bidi="ta-IN"/>
+              </w:rPr>
+              <w:t>||</w:t>
             </w:r>
           </w:p>
         </w:tc>
@@ -2628,7 +2512,7 @@
                 <w:sz w:val="28"/>
                 <w:szCs w:val="32"/>
               </w:rPr>
-              <w:t xml:space="preserve">4.2.11.3 </w:t>
+              <w:t xml:space="preserve">4.2.8.2 </w:t>
             </w:r>
             <w:r>
               <w:rPr>
@@ -2658,7 +2542,6 @@
                 <w:color w:val="000000"/>
                 <w:sz w:val="28"/>
                 <w:szCs w:val="32"/>
-                <w:lang w:val="it-IT"/>
               </w:rPr>
             </w:pPr>
             <w:r>
@@ -2668,7 +2551,574 @@
                 <w:color w:val="000000"/>
                 <w:sz w:val="28"/>
                 <w:szCs w:val="32"/>
-                <w:lang w:val="it-IT"/>
+              </w:rPr>
+              <w:t xml:space="preserve">Krama Vaakyam No. - </w:t>
+            </w:r>
+            <w:r>
+              <w:rPr>
+                <w:rFonts w:cs="Arial"/>
+                <w:b/>
+                <w:color w:val="000000"/>
+                <w:sz w:val="28"/>
+                <w:szCs w:val="32"/>
+              </w:rPr>
+              <w:t>30</w:t>
+            </w:r>
+          </w:p>
+          <w:p>
+            <w:pPr>
+              <w:widowControl w:val="0"/>
+              <w:tabs>
+                <w:tab w:val="left" w:pos="993"/>
+              </w:tabs>
+              <w:autoSpaceDE w:val="0"/>
+              <w:autoSpaceDN w:val="0"/>
+              <w:adjustRightInd w:val="0"/>
+              <w:spacing w:before="0" w:line="240" w:lineRule="auto"/>
+              <w:ind w:right="297"/>
+              <w:rPr>
+                <w:rFonts w:cs="Arial"/>
+                <w:b/>
+                <w:color w:val="000000"/>
+                <w:sz w:val="28"/>
+                <w:szCs w:val="32"/>
+              </w:rPr>
+            </w:pPr>
+            <w:r>
+              <w:rPr>
+                <w:rFonts w:cs="Arial"/>
+                <w:b/>
+                <w:color w:val="000000"/>
+                <w:sz w:val="28"/>
+                <w:szCs w:val="32"/>
+              </w:rPr>
+              <w:t>Panchaati No</w:t>
+            </w:r>
+            <w:r>
+              <w:rPr>
+                <w:rFonts w:cs="Arial"/>
+                <w:b/>
+                <w:color w:val="000000"/>
+                <w:szCs w:val="32"/>
+              </w:rPr>
+              <w:t>. -</w:t>
+            </w:r>
+            <w:r>
+              <w:rPr>
+                <w:rFonts w:cs="Arial"/>
+                <w:b/>
+                <w:color w:val="000000"/>
+                <w:sz w:val="28"/>
+                <w:szCs w:val="28"/>
+              </w:rPr>
+              <w:t xml:space="preserve"> </w:t>
+            </w:r>
+            <w:r>
+              <w:rPr>
+                <w:rFonts w:cs="Arial"/>
+                <w:b/>
+                <w:color w:val="000000"/>
+                <w:sz w:val="28"/>
+                <w:szCs w:val="28"/>
+              </w:rPr>
+              <w:t>34</w:t>
+            </w:r>
+          </w:p>
+        </w:tc>
+        <w:tc>
+          <w:tcPr>
+            <w:tcW w:w="5103" w:type="dxa"/>
+          </w:tcPr>
+          <w:p>
+            <w:pPr>
+              <w:widowControl w:val="0"/>
+              <w:autoSpaceDE w:val="0"/>
+              <w:autoSpaceDN w:val="0"/>
+              <w:adjustRightInd w:val="0"/>
+              <w:spacing w:before="0" w:line="240" w:lineRule="auto"/>
+              <w:rPr>
+                <w:rFonts w:ascii="Latha" w:hAnsi="Latha" w:cs="Latha"/>
+                <w:sz w:val="28"/>
+                <w:szCs w:val="28"/>
+                <w:cs/>
+                <w:lang w:bidi="ta-IN"/>
+              </w:rPr>
+            </w:pPr>
+            <w:r>
+              <w:rPr>
+                <w:rFonts w:ascii="Latha" w:hAnsi="Latha" w:cs="Latha"/>
+                <w:sz w:val="28"/>
+                <w:szCs w:val="28"/>
+                <w:cs/>
+                <w:lang w:bidi="ta-IN"/>
+              </w:rPr>
+              <w:t>ச</w:t>
+            </w:r>
+            <w:r>
+              <w:rPr>
+                <w:rFonts w:ascii="BRH Tamil Tab Extra" w:hAnsi="BRH Tamil Tab Extra" w:cs="Latha"/>
+                <w:b/>
+                <w:sz w:val="36"/>
+                <w:szCs w:val="28"/>
+                <w:lang w:bidi="ta-IN"/>
+              </w:rPr>
+              <w:t>…</w:t>
+            </w:r>
+            <w:r>
+              <w:rPr>
+                <w:rFonts w:ascii="Latha" w:hAnsi="Latha" w:cs="Latha"/>
+                <w:sz w:val="28"/>
+                <w:szCs w:val="28"/>
+                <w:lang w:bidi="ta-IN"/>
+              </w:rPr>
+              <w:t xml:space="preserve"> </w:t>
+            </w:r>
+            <w:r>
+              <w:rPr>
+                <w:rFonts w:ascii="Latha" w:hAnsi="Latha" w:cs="Latha"/>
+                <w:sz w:val="28"/>
+                <w:szCs w:val="28"/>
+                <w:cs/>
+                <w:lang w:bidi="ta-IN"/>
+              </w:rPr>
+              <w:t>விவ</w:t>
+            </w:r>
+            <w:r>
+              <w:rPr>
+                <w:rFonts w:ascii="BRH Tamil Tab Extra" w:hAnsi="BRH Tamil Tab Extra" w:cs="Latha"/>
+                <w:b/>
+                <w:sz w:val="36"/>
+                <w:szCs w:val="28"/>
+                <w:lang w:bidi="ta-IN"/>
+              </w:rPr>
+              <w:t>†</w:t>
+            </w:r>
+            <w:r>
+              <w:rPr>
+                <w:rFonts w:ascii="Latha" w:hAnsi="Latha" w:cs="Latha"/>
+                <w:b/>
+                <w:bCs/>
+                <w:sz w:val="32"/>
+                <w:szCs w:val="32"/>
+                <w:cs/>
+                <w:lang w:bidi="ta-IN"/>
+              </w:rPr>
+              <w:t>:</w:t>
+            </w:r>
+            <w:r>
+              <w:rPr>
+                <w:rFonts w:ascii="Latha" w:hAnsi="Latha" w:cs="Latha"/>
+                <w:sz w:val="28"/>
+                <w:szCs w:val="28"/>
+                <w:lang w:bidi="ta-IN"/>
+              </w:rPr>
+              <w:t xml:space="preserve"> | </w:t>
+            </w:r>
+            <w:r>
+              <w:rPr>
+                <w:rFonts w:ascii="Latha" w:hAnsi="Latha" w:cs="Latha"/>
+                <w:sz w:val="28"/>
+                <w:szCs w:val="28"/>
+                <w:cs/>
+                <w:lang w:bidi="ta-IN"/>
+              </w:rPr>
+              <w:t>வி</w:t>
+            </w:r>
+            <w:r>
+              <w:rPr>
+                <w:rFonts w:ascii="Latha" w:hAnsi="Latha" w:cs="Latha"/>
+                <w:sz w:val="28"/>
+                <w:szCs w:val="28"/>
+                <w:highlight w:val="yellow"/>
+                <w:cs/>
+                <w:lang w:bidi="ta-IN"/>
+              </w:rPr>
+              <w:t>வ</w:t>
+            </w:r>
+            <w:r>
+              <w:rPr>
+                <w:rFonts w:ascii="BRH Tamil Tab Extra" w:hAnsi="BRH Tamil Tab Extra" w:cs="Latha"/>
+                <w:b/>
+                <w:sz w:val="36"/>
+                <w:szCs w:val="28"/>
+                <w:highlight w:val="yellow"/>
+                <w:lang w:bidi="ta-IN"/>
+              </w:rPr>
+              <w:t>…</w:t>
+            </w:r>
+            <w:r>
+              <w:rPr>
+                <w:rFonts w:ascii="Latha" w:hAnsi="Latha" w:cs="Latha"/>
+                <w:sz w:val="28"/>
+                <w:szCs w:val="28"/>
+                <w:highlight w:val="yellow"/>
+                <w:lang w:bidi="ta-IN"/>
+              </w:rPr>
+              <w:t xml:space="preserve"> </w:t>
+            </w:r>
+            <w:r>
+              <w:rPr>
+                <w:rFonts w:ascii="Latha" w:hAnsi="Latha" w:cs="Latha"/>
+                <w:sz w:val="28"/>
+                <w:szCs w:val="28"/>
+                <w:highlight w:val="yellow"/>
+                <w:cs/>
+                <w:lang w:bidi="ta-IN"/>
+              </w:rPr>
+              <w:t>இ</w:t>
+            </w:r>
+            <w:r>
+              <w:rPr>
+                <w:rFonts w:ascii="Latha" w:hAnsi="Latha" w:cs="Latha"/>
+                <w:sz w:val="28"/>
+                <w:szCs w:val="28"/>
+                <w:cs/>
+                <w:lang w:bidi="ta-IN"/>
+              </w:rPr>
+              <w:t>தி</w:t>
+            </w:r>
+            <w:r>
+              <w:rPr>
+                <w:rFonts w:ascii="BRH Tamil Tab Extra" w:hAnsi="BRH Tamil Tab Extra" w:cs="Latha"/>
+                <w:b/>
+                <w:sz w:val="36"/>
+                <w:szCs w:val="28"/>
+                <w:lang w:bidi="ta-IN"/>
+              </w:rPr>
+              <w:t>…</w:t>
+            </w:r>
+            <w:r>
+              <w:rPr>
+                <w:rFonts w:ascii="Latha" w:hAnsi="Latha" w:cs="Latha"/>
+                <w:sz w:val="28"/>
+                <w:szCs w:val="28"/>
+                <w:lang w:bidi="ta-IN"/>
+              </w:rPr>
+              <w:t xml:space="preserve"> </w:t>
+            </w:r>
+            <w:r>
+              <w:rPr>
+                <w:rFonts w:ascii="Latha" w:hAnsi="Latha" w:cs="Latha"/>
+                <w:sz w:val="28"/>
+                <w:szCs w:val="28"/>
+                <w:cs/>
+                <w:lang w:bidi="ta-IN"/>
+              </w:rPr>
+              <w:t>விவ</w:t>
+            </w:r>
+            <w:r>
+              <w:rPr>
+                <w:rFonts w:ascii="BRH Tamil Tab Extra" w:hAnsi="BRH Tamil Tab Extra" w:cs="Latha"/>
+                <w:b/>
+                <w:sz w:val="36"/>
+                <w:szCs w:val="28"/>
+                <w:lang w:bidi="ta-IN"/>
+              </w:rPr>
+              <w:t>†</w:t>
+            </w:r>
+            <w:r>
+              <w:rPr>
+                <w:rFonts w:ascii="Latha" w:hAnsi="Latha" w:cs="Latha"/>
+                <w:b/>
+                <w:bCs/>
+                <w:sz w:val="32"/>
+                <w:szCs w:val="32"/>
+                <w:cs/>
+                <w:lang w:bidi="ta-IN"/>
+              </w:rPr>
+              <w:t>:</w:t>
+            </w:r>
+            <w:r>
+              <w:rPr>
+                <w:rFonts w:ascii="Latha" w:hAnsi="Latha" w:cs="Latha"/>
+                <w:sz w:val="28"/>
+                <w:szCs w:val="28"/>
+                <w:lang w:bidi="ta-IN"/>
+              </w:rPr>
+              <w:t xml:space="preserve"> ||</w:t>
+            </w:r>
+          </w:p>
+        </w:tc>
+        <w:tc>
+          <w:tcPr>
+            <w:tcW w:w="5386" w:type="dxa"/>
+          </w:tcPr>
+          <w:p>
+            <w:pPr>
+              <w:widowControl w:val="0"/>
+              <w:autoSpaceDE w:val="0"/>
+              <w:autoSpaceDN w:val="0"/>
+              <w:adjustRightInd w:val="0"/>
+              <w:spacing w:before="0" w:line="240" w:lineRule="auto"/>
+              <w:rPr>
+                <w:rFonts w:ascii="Latha" w:hAnsi="Latha" w:cs="Latha"/>
+                <w:sz w:val="28"/>
+                <w:szCs w:val="28"/>
+                <w:cs/>
+                <w:lang w:bidi="ta-IN"/>
+              </w:rPr>
+            </w:pPr>
+            <w:r>
+              <w:rPr>
+                <w:rFonts w:ascii="Latha" w:hAnsi="Latha" w:cs="Latha"/>
+                <w:sz w:val="28"/>
+                <w:szCs w:val="28"/>
+                <w:cs/>
+                <w:lang w:bidi="ta-IN"/>
+              </w:rPr>
+              <w:t>ச</w:t>
+            </w:r>
+            <w:r>
+              <w:rPr>
+                <w:rFonts w:ascii="BRH Tamil Tab Extra" w:hAnsi="BRH Tamil Tab Extra" w:cs="Latha"/>
+                <w:b/>
+                <w:sz w:val="36"/>
+                <w:szCs w:val="28"/>
+                <w:lang w:bidi="ta-IN"/>
+              </w:rPr>
+              <w:t>…</w:t>
+            </w:r>
+            <w:r>
+              <w:rPr>
+                <w:rFonts w:ascii="Latha" w:hAnsi="Latha" w:cs="Latha"/>
+                <w:sz w:val="28"/>
+                <w:szCs w:val="28"/>
+                <w:lang w:bidi="ta-IN"/>
+              </w:rPr>
+              <w:t xml:space="preserve"> </w:t>
+            </w:r>
+            <w:r>
+              <w:rPr>
+                <w:rFonts w:ascii="Latha" w:hAnsi="Latha" w:cs="Latha"/>
+                <w:sz w:val="28"/>
+                <w:szCs w:val="28"/>
+                <w:cs/>
+                <w:lang w:bidi="ta-IN"/>
+              </w:rPr>
+              <w:t>விவ</w:t>
+            </w:r>
+            <w:r>
+              <w:rPr>
+                <w:rFonts w:ascii="BRH Tamil Tab Extra" w:hAnsi="BRH Tamil Tab Extra" w:cs="Latha"/>
+                <w:b/>
+                <w:sz w:val="36"/>
+                <w:szCs w:val="28"/>
+                <w:lang w:bidi="ta-IN"/>
+              </w:rPr>
+              <w:t>†</w:t>
+            </w:r>
+            <w:r>
+              <w:rPr>
+                <w:rFonts w:ascii="Latha" w:hAnsi="Latha" w:cs="Latha"/>
+                <w:b/>
+                <w:bCs/>
+                <w:sz w:val="32"/>
+                <w:szCs w:val="32"/>
+                <w:cs/>
+                <w:lang w:bidi="ta-IN"/>
+              </w:rPr>
+              <w:t>:</w:t>
+            </w:r>
+            <w:r>
+              <w:rPr>
+                <w:rFonts w:ascii="Latha" w:hAnsi="Latha" w:cs="Latha"/>
+                <w:sz w:val="28"/>
+                <w:szCs w:val="28"/>
+                <w:lang w:bidi="ta-IN"/>
+              </w:rPr>
+              <w:t xml:space="preserve"> | </w:t>
+            </w:r>
+            <w:r>
+              <w:rPr>
+                <w:rFonts w:ascii="Latha" w:hAnsi="Latha" w:cs="Latha"/>
+                <w:sz w:val="28"/>
+                <w:szCs w:val="28"/>
+                <w:cs/>
+                <w:lang w:bidi="ta-IN"/>
+              </w:rPr>
+              <w:t>விவ</w:t>
+            </w:r>
+            <w:r>
+              <w:rPr>
+                <w:rFonts w:ascii="BRH Tamil Tab Extra" w:hAnsi="BRH Tamil Tab Extra" w:cs="Latha"/>
+                <w:b/>
+                <w:sz w:val="36"/>
+                <w:szCs w:val="28"/>
+                <w:lang w:bidi="ta-IN"/>
+              </w:rPr>
+              <w:t>…</w:t>
+            </w:r>
+            <w:r>
+              <w:rPr>
+                <w:rFonts w:ascii="Latha" w:hAnsi="Latha" w:cs="Latha"/>
+                <w:sz w:val="28"/>
+                <w:szCs w:val="28"/>
+                <w:highlight w:val="green"/>
+                <w:cs/>
+                <w:lang w:bidi="ta-IN"/>
+              </w:rPr>
+              <w:t>ரி</w:t>
+            </w:r>
+            <w:r>
+              <w:rPr>
+                <w:rFonts w:ascii="Latha" w:hAnsi="Latha" w:cs="Latha"/>
+                <w:sz w:val="28"/>
+                <w:szCs w:val="28"/>
+                <w:cs/>
+                <w:lang w:bidi="ta-IN"/>
+              </w:rPr>
+              <w:t>தி</w:t>
+            </w:r>
+            <w:r>
+              <w:rPr>
+                <w:rFonts w:ascii="BRH Tamil Tab Extra" w:hAnsi="BRH Tamil Tab Extra" w:cs="Latha"/>
+                <w:b/>
+                <w:sz w:val="36"/>
+                <w:szCs w:val="28"/>
+                <w:lang w:bidi="ta-IN"/>
+              </w:rPr>
+              <w:t>…</w:t>
+            </w:r>
+            <w:r>
+              <w:rPr>
+                <w:rFonts w:ascii="Latha" w:hAnsi="Latha" w:cs="Latha"/>
+                <w:sz w:val="28"/>
+                <w:szCs w:val="28"/>
+                <w:lang w:bidi="ta-IN"/>
+              </w:rPr>
+              <w:t xml:space="preserve"> </w:t>
+            </w:r>
+            <w:r>
+              <w:rPr>
+                <w:rFonts w:ascii="Latha" w:hAnsi="Latha" w:cs="Latha"/>
+                <w:sz w:val="28"/>
+                <w:szCs w:val="28"/>
+                <w:cs/>
+                <w:lang w:bidi="ta-IN"/>
+              </w:rPr>
+              <w:t>விவ</w:t>
+            </w:r>
+            <w:r>
+              <w:rPr>
+                <w:rFonts w:ascii="BRH Tamil Tab Extra" w:hAnsi="BRH Tamil Tab Extra" w:cs="Latha"/>
+                <w:b/>
+                <w:sz w:val="36"/>
+                <w:szCs w:val="28"/>
+                <w:lang w:bidi="ta-IN"/>
+              </w:rPr>
+              <w:t>†</w:t>
+            </w:r>
+            <w:r>
+              <w:rPr>
+                <w:rFonts w:ascii="Latha" w:hAnsi="Latha" w:cs="Latha"/>
+                <w:b/>
+                <w:bCs/>
+                <w:sz w:val="32"/>
+                <w:szCs w:val="32"/>
+                <w:cs/>
+                <w:lang w:bidi="ta-IN"/>
+              </w:rPr>
+              <w:t>:</w:t>
+            </w:r>
+            <w:r>
+              <w:rPr>
+                <w:rFonts w:ascii="Latha" w:hAnsi="Latha" w:cs="Latha"/>
+                <w:sz w:val="28"/>
+                <w:szCs w:val="28"/>
+                <w:lang w:bidi="ta-IN"/>
+              </w:rPr>
+              <w:t xml:space="preserve"> ||</w:t>
+            </w:r>
+          </w:p>
+        </w:tc>
+      </w:tr>
+      <w:tr>
+        <w:trPr>
+          <w:trHeight w:val="1104"/>
+        </w:trPr>
+        <w:tc>
+          <w:tcPr>
+            <w:tcW w:w="3974" w:type="dxa"/>
+          </w:tcPr>
+          <w:p>
+            <w:pPr>
+              <w:widowControl w:val="0"/>
+              <w:tabs>
+                <w:tab w:val="left" w:pos="993"/>
+              </w:tabs>
+              <w:autoSpaceDE w:val="0"/>
+              <w:autoSpaceDN w:val="0"/>
+              <w:adjustRightInd w:val="0"/>
+              <w:spacing w:before="0" w:line="240" w:lineRule="auto"/>
+              <w:ind w:right="297"/>
+              <w:rPr>
+                <w:rFonts w:cs="Arial"/>
+                <w:b/>
+                <w:color w:val="000000"/>
+                <w:sz w:val="28"/>
+                <w:szCs w:val="32"/>
+              </w:rPr>
+            </w:pPr>
+            <w:r>
+              <w:rPr>
+                <w:rFonts w:cs="Arial"/>
+                <w:b/>
+                <w:color w:val="000000"/>
+                <w:sz w:val="28"/>
+                <w:szCs w:val="32"/>
+              </w:rPr>
+              <w:lastRenderedPageBreak/>
+              <w:t>T.S.</w:t>
+            </w:r>
+            <w:r>
+              <w:rPr>
+                <w:rFonts w:cs="Arial"/>
+                <w:b/>
+                <w:color w:val="000000"/>
+                <w:sz w:val="28"/>
+                <w:szCs w:val="32"/>
+              </w:rPr>
+              <w:t xml:space="preserve">4.2.11.3 </w:t>
+            </w:r>
+            <w:r>
+              <w:rPr>
+                <w:rFonts w:cs="Arial"/>
+                <w:b/>
+                <w:color w:val="000000"/>
+                <w:sz w:val="28"/>
+                <w:szCs w:val="32"/>
+              </w:rPr>
+              <w:t>– Kramam</w:t>
+            </w:r>
+          </w:p>
+          <w:p>
+            <w:pPr>
+              <w:widowControl w:val="0"/>
+              <w:tabs>
+                <w:tab w:val="left" w:pos="993"/>
+              </w:tabs>
+              <w:autoSpaceDE w:val="0"/>
+              <w:autoSpaceDN w:val="0"/>
+              <w:adjustRightInd w:val="0"/>
+              <w:spacing w:before="0" w:line="240" w:lineRule="auto"/>
+              <w:ind w:right="297"/>
+              <w:rPr>
+                <w:rFonts w:cs="Arial"/>
+                <w:b/>
+                <w:color w:val="000000"/>
+                <w:sz w:val="28"/>
+                <w:szCs w:val="32"/>
+                <w:lang w:val="en-IN"/>
+              </w:rPr>
+            </w:pPr>
+            <w:r>
+              <w:rPr>
+                <w:rFonts w:cs="Arial"/>
+                <w:b/>
+                <w:color w:val="000000"/>
+                <w:sz w:val="28"/>
+                <w:szCs w:val="32"/>
+                <w:lang w:val="en-IN"/>
               </w:rPr>
               <w:t>Krama Vaakyam No. - 66</w:t>
             </w:r>
@@ -3285,7 +3735,6 @@
           <w:szCs w:val="32"/>
           <w:u w:val="single"/>
         </w:rPr>
-        <w:lastRenderedPageBreak/>
         <w:t xml:space="preserve">TS </w:t>
       </w:r>
       <w:r>
@@ -4364,6 +4813,7 @@
           <w:szCs w:val="32"/>
           <w:u w:val="single"/>
         </w:rPr>
+        <w:lastRenderedPageBreak/>
         <w:t xml:space="preserve">TS </w:t>
       </w:r>
       <w:r>
@@ -4623,7 +5073,6 @@
                 <w:sz w:val="28"/>
                 <w:szCs w:val="32"/>
               </w:rPr>
-              <w:lastRenderedPageBreak/>
               <w:t>T.S.</w:t>
             </w:r>
             <w:r>
@@ -8980,15 +9429,7 @@
                 <w:b/>
                 <w:bCs/>
               </w:rPr>
-              <w:t xml:space="preserve">ma vaakyam was omitted by </w:t>
-            </w:r>
-            <w:r>
-              <w:rPr>
-                <w:b/>
-                <w:bCs/>
-              </w:rPr>
-              <w:lastRenderedPageBreak/>
-              <w:t>mistake</w:t>
+              <w:t>ma vaakyam was omitted by mistake</w:t>
             </w:r>
             <w:r>
               <w:rPr>
@@ -9042,7 +9483,6 @@
                 <w:sz w:val="28"/>
                 <w:szCs w:val="32"/>
               </w:rPr>
-              <w:lastRenderedPageBreak/>
               <w:t>T.S.4.2.5.6 – Kramam</w:t>
             </w:r>
           </w:p>
@@ -11691,6 +12131,7 @@
                 <w:sz w:val="28"/>
                 <w:szCs w:val="32"/>
               </w:rPr>
+              <w:lastRenderedPageBreak/>
               <w:t>T.S.4.2.11.2 – Kramam</w:t>
             </w:r>
           </w:p>
@@ -12367,7 +12808,6 @@
           <w:szCs w:val="32"/>
           <w:u w:val="single"/>
         </w:rPr>
-        <w:lastRenderedPageBreak/>
         <w:t>=========================</w:t>
       </w:r>
     </w:p>
@@ -12765,7 +13205,7 @@
 </file>
 
 <file path=word/endnotes.xml><?xml version="1.0" encoding="utf-8"?>
-<w:endnotes xmlns:wpc="http://schemas.microsoft.com/office/word/2010/wordprocessingCanvas" xmlns:cx="http://schemas.microsoft.com/office/drawing/2014/chartex" xmlns:cx1="http://schemas.microsoft.com/office/drawing/2015/9/8/chartex" xmlns:cx2="http://schemas.microsoft.com/office/drawing/2015/10/21/chartex" xmlns:cx3="http://schemas.microsoft.com/office/drawing/2016/5/9/chartex" xmlns:cx4="http://schemas.microsoft.com/office/drawing/2016/5/10/chartex" xmlns:cx5="http://schemas.microsoft.com/office/drawing/2016/5/11/chartex" xmlns:cx6="http://schemas.microsoft.com/office/drawing/2016/5/12/chartex" xmlns:cx7="http://schemas.microsoft.com/office/drawing/2016/5/13/chartex" xmlns:cx8="http://schemas.microsoft.com/office/drawing/2016/5/14/chartex" xmlns:mc="http://schemas.openxmlformats.org/markup-compatibility/2006" xmlns:aink="http://schemas.microsoft.com/office/drawing/2016/ink" xmlns:am3d="http://schemas.microsoft.com/office/drawing/2017/model3d" xmlns:o="urn:schemas-microsoft-com:office:office" xmlns:oel="http://schemas.microsoft.com/office/2019/extlst" xmlns:r="http://schemas.openxmlformats.org/officeDocument/2006/relationships" xmlns:m="http://schemas.openxmlformats.org/officeDocument/2006/math" xmlns:v="urn:schemas-microsoft-com:vml" xmlns:wp14="http://schemas.microsoft.com/office/word/2010/wordprocessingDrawing" xmlns:wp="http://schemas.openxmlformats.org/drawingml/2006/wordprocessingDrawing" xmlns:w10="urn:schemas-microsoft-com:office:word" xmlns:w="http://schemas.openxmlformats.org/wordprocessingml/2006/main" xmlns:w14="http://schemas.microsoft.com/office/word/2010/wordml" xmlns:w15="http://schemas.microsoft.com/office/word/2012/wordml" xmlns:w16cei="http://schemas.microsoft.com/office/word/2026/wordml/cei" xmlns:w16cex="http://schemas.microsoft.com/office/word/2018/wordml/cex" xmlns:w16cid="http://schemas.microsoft.com/office/word/2016/wordml/cid" xmlns:w16="http://schemas.microsoft.com/office/word/2018/wordml" xmlns:w16du="http://schemas.microsoft.com/office/word/2023/wordml/word16du" xmlns:w16sdtdh="http://schemas.microsoft.com/office/word/2020/wordml/sdtdatahash" xmlns:w16sdtfl="http://schemas.microsoft.com/office/word/2024/wordml/sdtformatlock" xmlns:w16se="http://schemas.microsoft.com/office/word/2015/wordml/symex" xmlns:wpg="http://schemas.microsoft.com/office/word/2010/wordprocessingGroup" xmlns:wpi="http://schemas.microsoft.com/office/word/2010/wordprocessingInk" xmlns:wne="http://schemas.microsoft.com/office/word/2006/wordml" xmlns:wps="http://schemas.microsoft.com/office/word/2010/wordprocessingShape" mc:Ignorable="w14 w15 w16se w16cid w16 w16cex w16sdtdh w16sdtfl w16du wp14">
+<w:endnotes xmlns:wpc="http://schemas.microsoft.com/office/word/2010/wordprocessingCanvas" xmlns:cx="http://schemas.microsoft.com/office/drawing/2014/chartex" xmlns:cx1="http://schemas.microsoft.com/office/drawing/2015/9/8/chartex" xmlns:cx2="http://schemas.microsoft.com/office/drawing/2015/10/21/chartex" xmlns:cx3="http://schemas.microsoft.com/office/drawing/2016/5/9/chartex" xmlns:cx4="http://schemas.microsoft.com/office/drawing/2016/5/10/chartex" xmlns:cx5="http://schemas.microsoft.com/office/drawing/2016/5/11/chartex" xmlns:cx6="http://schemas.microsoft.com/office/drawing/2016/5/12/chartex" xmlns:cx7="http://schemas.microsoft.com/office/drawing/2016/5/13/chartex" xmlns:cx8="http://schemas.microsoft.com/office/drawing/2016/5/14/chartex" xmlns:mc="http://schemas.openxmlformats.org/markup-compatibility/2006" xmlns:aink="http://schemas.microsoft.com/office/drawing/2016/ink" xmlns:am3d="http://schemas.microsoft.com/office/drawing/2017/model3d" xmlns:o="urn:schemas-microsoft-com:office:office" xmlns:oel="http://schemas.microsoft.com/office/2019/extlst" xmlns:r="http://schemas.openxmlformats.org/officeDocument/2006/relationships" xmlns:m="http://schemas.openxmlformats.org/officeDocument/2006/math" xmlns:v="urn:schemas-microsoft-com:vml" xmlns:wp14="http://schemas.microsoft.com/office/word/2010/wordprocessingDrawing" xmlns:wp="http://schemas.openxmlformats.org/drawingml/2006/wordprocessingDrawing" xmlns:w10="urn:schemas-microsoft-com:office:word" xmlns:w="http://schemas.openxmlformats.org/wordprocessingml/2006/main" xmlns:w14="http://schemas.microsoft.com/office/word/2010/wordml" xmlns:w15="http://schemas.microsoft.com/office/word/2012/wordml" xmlns:w16cex="http://schemas.microsoft.com/office/word/2018/wordml/cex" xmlns:w16cid="http://schemas.microsoft.com/office/word/2016/wordml/cid" xmlns:w16="http://schemas.microsoft.com/office/word/2018/wordml" xmlns:w16du="http://schemas.microsoft.com/office/word/2023/wordml/word16du" xmlns:w16sdtdh="http://schemas.microsoft.com/office/word/2020/wordml/sdtdatahash" xmlns:w16sdtfl="http://schemas.microsoft.com/office/word/2024/wordml/sdtformatlock" xmlns:w16se="http://schemas.microsoft.com/office/word/2015/wordml/symex" xmlns:wpg="http://schemas.microsoft.com/office/word/2010/wordprocessingGroup" xmlns:wpi="http://schemas.microsoft.com/office/word/2010/wordprocessingInk" xmlns:wne="http://schemas.microsoft.com/office/word/2006/wordml" xmlns:wps="http://schemas.microsoft.com/office/word/2010/wordprocessingShape" mc:Ignorable="w14 w15 w16se w16cid w16 w16cex w16sdtdh w16sdtfl w16du wp14">
   <w:endnote w:type="separator" w:id="-1">
     <w:p>
       <w:pPr>
@@ -12790,7 +13230,7 @@
 </file>
 
 <file path=word/footer1.xml><?xml version="1.0" encoding="utf-8"?>
-<w:ftr xmlns:wpc="http://schemas.microsoft.com/office/word/2010/wordprocessingCanvas" xmlns:cx="http://schemas.microsoft.com/office/drawing/2014/chartex" xmlns:cx1="http://schemas.microsoft.com/office/drawing/2015/9/8/chartex" xmlns:cx2="http://schemas.microsoft.com/office/drawing/2015/10/21/chartex" xmlns:cx3="http://schemas.microsoft.com/office/drawing/2016/5/9/chartex" xmlns:cx4="http://schemas.microsoft.com/office/drawing/2016/5/10/chartex" xmlns:cx5="http://schemas.microsoft.com/office/drawing/2016/5/11/chartex" xmlns:cx6="http://schemas.microsoft.com/office/drawing/2016/5/12/chartex" xmlns:cx7="http://schemas.microsoft.com/office/drawing/2016/5/13/chartex" xmlns:cx8="http://schemas.microsoft.com/office/drawing/2016/5/14/chartex" xmlns:mc="http://schemas.openxmlformats.org/markup-compatibility/2006" xmlns:aink="http://schemas.microsoft.com/office/drawing/2016/ink" xmlns:am3d="http://schemas.microsoft.com/office/drawing/2017/model3d" xmlns:o="urn:schemas-microsoft-com:office:office" xmlns:oel="http://schemas.microsoft.com/office/2019/extlst" xmlns:r="http://schemas.openxmlformats.org/officeDocument/2006/relationships" xmlns:m="http://schemas.openxmlformats.org/officeDocument/2006/math" xmlns:v="urn:schemas-microsoft-com:vml" xmlns:wp14="http://schemas.microsoft.com/office/word/2010/wordprocessingDrawing" xmlns:wp="http://schemas.openxmlformats.org/drawingml/2006/wordprocessingDrawing" xmlns:w10="urn:schemas-microsoft-com:office:word" xmlns:w="http://schemas.openxmlformats.org/wordprocessingml/2006/main" xmlns:w14="http://schemas.microsoft.com/office/word/2010/wordml" xmlns:w15="http://schemas.microsoft.com/office/word/2012/wordml" xmlns:w16cei="http://schemas.microsoft.com/office/word/2026/wordml/cei" xmlns:w16cex="http://schemas.microsoft.com/office/word/2018/wordml/cex" xmlns:w16cid="http://schemas.microsoft.com/office/word/2016/wordml/cid" xmlns:w16="http://schemas.microsoft.com/office/word/2018/wordml" xmlns:w16du="http://schemas.microsoft.com/office/word/2023/wordml/word16du" xmlns:w16sdtdh="http://schemas.microsoft.com/office/word/2020/wordml/sdtdatahash" xmlns:w16sdtfl="http://schemas.microsoft.com/office/word/2024/wordml/sdtformatlock" xmlns:w16se="http://schemas.microsoft.com/office/word/2015/wordml/symex" xmlns:wpg="http://schemas.microsoft.com/office/word/2010/wordprocessingGroup" xmlns:wpi="http://schemas.microsoft.com/office/word/2010/wordprocessingInk" xmlns:wne="http://schemas.microsoft.com/office/word/2006/wordml" xmlns:wps="http://schemas.microsoft.com/office/word/2010/wordprocessingShape" mc:Ignorable="w14 w15 w16se w16cid w16 w16cex w16sdtdh w16sdtfl w16du wp14">
+<w:ftr xmlns:wpc="http://schemas.microsoft.com/office/word/2010/wordprocessingCanvas" xmlns:cx="http://schemas.microsoft.com/office/drawing/2014/chartex" xmlns:cx1="http://schemas.microsoft.com/office/drawing/2015/9/8/chartex" xmlns:cx2="http://schemas.microsoft.com/office/drawing/2015/10/21/chartex" xmlns:cx3="http://schemas.microsoft.com/office/drawing/2016/5/9/chartex" xmlns:cx4="http://schemas.microsoft.com/office/drawing/2016/5/10/chartex" xmlns:cx5="http://schemas.microsoft.com/office/drawing/2016/5/11/chartex" xmlns:cx6="http://schemas.microsoft.com/office/drawing/2016/5/12/chartex" xmlns:cx7="http://schemas.microsoft.com/office/drawing/2016/5/13/chartex" xmlns:cx8="http://schemas.microsoft.com/office/drawing/2016/5/14/chartex" xmlns:mc="http://schemas.openxmlformats.org/markup-compatibility/2006" xmlns:aink="http://schemas.microsoft.com/office/drawing/2016/ink" xmlns:am3d="http://schemas.microsoft.com/office/drawing/2017/model3d" xmlns:o="urn:schemas-microsoft-com:office:office" xmlns:oel="http://schemas.microsoft.com/office/2019/extlst" xmlns:r="http://schemas.openxmlformats.org/officeDocument/2006/relationships" xmlns:m="http://schemas.openxmlformats.org/officeDocument/2006/math" xmlns:v="urn:schemas-microsoft-com:vml" xmlns:wp14="http://schemas.microsoft.com/office/word/2010/wordprocessingDrawing" xmlns:wp="http://schemas.openxmlformats.org/drawingml/2006/wordprocessingDrawing" xmlns:w10="urn:schemas-microsoft-com:office:word" xmlns:w="http://schemas.openxmlformats.org/wordprocessingml/2006/main" xmlns:w14="http://schemas.microsoft.com/office/word/2010/wordml" xmlns:w15="http://schemas.microsoft.com/office/word/2012/wordml" xmlns:w16cex="http://schemas.microsoft.com/office/word/2018/wordml/cex" xmlns:w16cid="http://schemas.microsoft.com/office/word/2016/wordml/cid" xmlns:w16="http://schemas.microsoft.com/office/word/2018/wordml" xmlns:w16du="http://schemas.microsoft.com/office/word/2023/wordml/word16du" xmlns:w16sdtdh="http://schemas.microsoft.com/office/word/2020/wordml/sdtdatahash" xmlns:w16sdtfl="http://schemas.microsoft.com/office/word/2024/wordml/sdtformatlock" xmlns:w16se="http://schemas.microsoft.com/office/word/2015/wordml/symex" xmlns:wpg="http://schemas.microsoft.com/office/word/2010/wordprocessingGroup" xmlns:wpi="http://schemas.microsoft.com/office/word/2010/wordprocessingInk" xmlns:wne="http://schemas.microsoft.com/office/word/2006/wordml" xmlns:wps="http://schemas.microsoft.com/office/word/2010/wordprocessingShape" mc:Ignorable="w14 w15 w16se w16cid w16 w16cex w16sdtdh w16sdtfl w16du wp14">
   <w:p>
     <w:pPr>
       <w:pBdr>
@@ -12996,7 +13436,7 @@
 </file>
 
 <file path=word/footer2.xml><?xml version="1.0" encoding="utf-8"?>
-<w:ftr xmlns:wpc="http://schemas.microsoft.com/office/word/2010/wordprocessingCanvas" xmlns:cx="http://schemas.microsoft.com/office/drawing/2014/chartex" xmlns:cx1="http://schemas.microsoft.com/office/drawing/2015/9/8/chartex" xmlns:cx2="http://schemas.microsoft.com/office/drawing/2015/10/21/chartex" xmlns:cx3="http://schemas.microsoft.com/office/drawing/2016/5/9/chartex" xmlns:cx4="http://schemas.microsoft.com/office/drawing/2016/5/10/chartex" xmlns:cx5="http://schemas.microsoft.com/office/drawing/2016/5/11/chartex" xmlns:cx6="http://schemas.microsoft.com/office/drawing/2016/5/12/chartex" xmlns:cx7="http://schemas.microsoft.com/office/drawing/2016/5/13/chartex" xmlns:cx8="http://schemas.microsoft.com/office/drawing/2016/5/14/chartex" xmlns:mc="http://schemas.openxmlformats.org/markup-compatibility/2006" xmlns:aink="http://schemas.microsoft.com/office/drawing/2016/ink" xmlns:am3d="http://schemas.microsoft.com/office/drawing/2017/model3d" xmlns:o="urn:schemas-microsoft-com:office:office" xmlns:oel="http://schemas.microsoft.com/office/2019/extlst" xmlns:r="http://schemas.openxmlformats.org/officeDocument/2006/relationships" xmlns:m="http://schemas.openxmlformats.org/officeDocument/2006/math" xmlns:v="urn:schemas-microsoft-com:vml" xmlns:wp14="http://schemas.microsoft.com/office/word/2010/wordprocessingDrawing" xmlns:wp="http://schemas.openxmlformats.org/drawingml/2006/wordprocessingDrawing" xmlns:w10="urn:schemas-microsoft-com:office:word" xmlns:w="http://schemas.openxmlformats.org/wordprocessingml/2006/main" xmlns:w14="http://schemas.microsoft.com/office/word/2010/wordml" xmlns:w15="http://schemas.microsoft.com/office/word/2012/wordml" xmlns:w16cei="http://schemas.microsoft.com/office/word/2026/wordml/cei" xmlns:w16cex="http://schemas.microsoft.com/office/word/2018/wordml/cex" xmlns:w16cid="http://schemas.microsoft.com/office/word/2016/wordml/cid" xmlns:w16="http://schemas.microsoft.com/office/word/2018/wordml" xmlns:w16du="http://schemas.microsoft.com/office/word/2023/wordml/word16du" xmlns:w16sdtdh="http://schemas.microsoft.com/office/word/2020/wordml/sdtdatahash" xmlns:w16sdtfl="http://schemas.microsoft.com/office/word/2024/wordml/sdtformatlock" xmlns:w16se="http://schemas.microsoft.com/office/word/2015/wordml/symex" xmlns:wpg="http://schemas.microsoft.com/office/word/2010/wordprocessingGroup" xmlns:wpi="http://schemas.microsoft.com/office/word/2010/wordprocessingInk" xmlns:wne="http://schemas.microsoft.com/office/word/2006/wordml" xmlns:wps="http://schemas.microsoft.com/office/word/2010/wordprocessingShape" mc:Ignorable="w14 w15 w16se w16cid w16 w16cex w16sdtdh w16sdtfl w16du wp14">
+<w:ftr xmlns:wpc="http://schemas.microsoft.com/office/word/2010/wordprocessingCanvas" xmlns:cx="http://schemas.microsoft.com/office/drawing/2014/chartex" xmlns:cx1="http://schemas.microsoft.com/office/drawing/2015/9/8/chartex" xmlns:cx2="http://schemas.microsoft.com/office/drawing/2015/10/21/chartex" xmlns:cx3="http://schemas.microsoft.com/office/drawing/2016/5/9/chartex" xmlns:cx4="http://schemas.microsoft.com/office/drawing/2016/5/10/chartex" xmlns:cx5="http://schemas.microsoft.com/office/drawing/2016/5/11/chartex" xmlns:cx6="http://schemas.microsoft.com/office/drawing/2016/5/12/chartex" xmlns:cx7="http://schemas.microsoft.com/office/drawing/2016/5/13/chartex" xmlns:cx8="http://schemas.microsoft.com/office/drawing/2016/5/14/chartex" xmlns:mc="http://schemas.openxmlformats.org/markup-compatibility/2006" xmlns:aink="http://schemas.microsoft.com/office/drawing/2016/ink" xmlns:am3d="http://schemas.microsoft.com/office/drawing/2017/model3d" xmlns:o="urn:schemas-microsoft-com:office:office" xmlns:oel="http://schemas.microsoft.com/office/2019/extlst" xmlns:r="http://schemas.openxmlformats.org/officeDocument/2006/relationships" xmlns:m="http://schemas.openxmlformats.org/officeDocument/2006/math" xmlns:v="urn:schemas-microsoft-com:vml" xmlns:wp14="http://schemas.microsoft.com/office/word/2010/wordprocessingDrawing" xmlns:wp="http://schemas.openxmlformats.org/drawingml/2006/wordprocessingDrawing" xmlns:w10="urn:schemas-microsoft-com:office:word" xmlns:w="http://schemas.openxmlformats.org/wordprocessingml/2006/main" xmlns:w14="http://schemas.microsoft.com/office/word/2010/wordml" xmlns:w15="http://schemas.microsoft.com/office/word/2012/wordml" xmlns:w16cex="http://schemas.microsoft.com/office/word/2018/wordml/cex" xmlns:w16cid="http://schemas.microsoft.com/office/word/2016/wordml/cid" xmlns:w16="http://schemas.microsoft.com/office/word/2018/wordml" xmlns:w16du="http://schemas.microsoft.com/office/word/2023/wordml/word16du" xmlns:w16sdtdh="http://schemas.microsoft.com/office/word/2020/wordml/sdtdatahash" xmlns:w16sdtfl="http://schemas.microsoft.com/office/word/2024/wordml/sdtformatlock" xmlns:w16se="http://schemas.microsoft.com/office/word/2015/wordml/symex" xmlns:wpg="http://schemas.microsoft.com/office/word/2010/wordprocessingGroup" xmlns:wpi="http://schemas.microsoft.com/office/word/2010/wordprocessingInk" xmlns:wne="http://schemas.microsoft.com/office/word/2006/wordml" xmlns:wps="http://schemas.microsoft.com/office/word/2010/wordprocessingShape" mc:Ignorable="w14 w15 w16se w16cid w16 w16cex w16sdtdh w16sdtfl w16du wp14">
   <w:p>
     <w:pPr>
       <w:pBdr>
@@ -13199,7 +13639,7 @@
 </file>
 
 <file path=word/footer3.xml><?xml version="1.0" encoding="utf-8"?>
-<w:ftr xmlns:wpc="http://schemas.microsoft.com/office/word/2010/wordprocessingCanvas" xmlns:cx="http://schemas.microsoft.com/office/drawing/2014/chartex" xmlns:cx1="http://schemas.microsoft.com/office/drawing/2015/9/8/chartex" xmlns:cx2="http://schemas.microsoft.com/office/drawing/2015/10/21/chartex" xmlns:cx3="http://schemas.microsoft.com/office/drawing/2016/5/9/chartex" xmlns:cx4="http://schemas.microsoft.com/office/drawing/2016/5/10/chartex" xmlns:cx5="http://schemas.microsoft.com/office/drawing/2016/5/11/chartex" xmlns:cx6="http://schemas.microsoft.com/office/drawing/2016/5/12/chartex" xmlns:cx7="http://schemas.microsoft.com/office/drawing/2016/5/13/chartex" xmlns:cx8="http://schemas.microsoft.com/office/drawing/2016/5/14/chartex" xmlns:mc="http://schemas.openxmlformats.org/markup-compatibility/2006" xmlns:aink="http://schemas.microsoft.com/office/drawing/2016/ink" xmlns:am3d="http://schemas.microsoft.com/office/drawing/2017/model3d" xmlns:o="urn:schemas-microsoft-com:office:office" xmlns:oel="http://schemas.microsoft.com/office/2019/extlst" xmlns:r="http://schemas.openxmlformats.org/officeDocument/2006/relationships" xmlns:m="http://schemas.openxmlformats.org/officeDocument/2006/math" xmlns:v="urn:schemas-microsoft-com:vml" xmlns:wp14="http://schemas.microsoft.com/office/word/2010/wordprocessingDrawing" xmlns:wp="http://schemas.openxmlformats.org/drawingml/2006/wordprocessingDrawing" xmlns:w10="urn:schemas-microsoft-com:office:word" xmlns:w="http://schemas.openxmlformats.org/wordprocessingml/2006/main" xmlns:w14="http://schemas.microsoft.com/office/word/2010/wordml" xmlns:w15="http://schemas.microsoft.com/office/word/2012/wordml" xmlns:w16cei="http://schemas.microsoft.com/office/word/2026/wordml/cei" xmlns:w16cex="http://schemas.microsoft.com/office/word/2018/wordml/cex" xmlns:w16cid="http://schemas.microsoft.com/office/word/2016/wordml/cid" xmlns:w16="http://schemas.microsoft.com/office/word/2018/wordml" xmlns:w16du="http://schemas.microsoft.com/office/word/2023/wordml/word16du" xmlns:w16sdtdh="http://schemas.microsoft.com/office/word/2020/wordml/sdtdatahash" xmlns:w16sdtfl="http://schemas.microsoft.com/office/word/2024/wordml/sdtformatlock" xmlns:w16se="http://schemas.microsoft.com/office/word/2015/wordml/symex" xmlns:wpg="http://schemas.microsoft.com/office/word/2010/wordprocessingGroup" xmlns:wpi="http://schemas.microsoft.com/office/word/2010/wordprocessingInk" xmlns:wne="http://schemas.microsoft.com/office/word/2006/wordml" xmlns:wps="http://schemas.microsoft.com/office/word/2010/wordprocessingShape" mc:Ignorable="w14 w15 w16se w16cid w16 w16cex w16sdtdh w16sdtfl w16du wp14">
+<w:ftr xmlns:wpc="http://schemas.microsoft.com/office/word/2010/wordprocessingCanvas" xmlns:cx="http://schemas.microsoft.com/office/drawing/2014/chartex" xmlns:cx1="http://schemas.microsoft.com/office/drawing/2015/9/8/chartex" xmlns:cx2="http://schemas.microsoft.com/office/drawing/2015/10/21/chartex" xmlns:cx3="http://schemas.microsoft.com/office/drawing/2016/5/9/chartex" xmlns:cx4="http://schemas.microsoft.com/office/drawing/2016/5/10/chartex" xmlns:cx5="http://schemas.microsoft.com/office/drawing/2016/5/11/chartex" xmlns:cx6="http://schemas.microsoft.com/office/drawing/2016/5/12/chartex" xmlns:cx7="http://schemas.microsoft.com/office/drawing/2016/5/13/chartex" xmlns:cx8="http://schemas.microsoft.com/office/drawing/2016/5/14/chartex" xmlns:mc="http://schemas.openxmlformats.org/markup-compatibility/2006" xmlns:aink="http://schemas.microsoft.com/office/drawing/2016/ink" xmlns:am3d="http://schemas.microsoft.com/office/drawing/2017/model3d" xmlns:o="urn:schemas-microsoft-com:office:office" xmlns:oel="http://schemas.microsoft.com/office/2019/extlst" xmlns:r="http://schemas.openxmlformats.org/officeDocument/2006/relationships" xmlns:m="http://schemas.openxmlformats.org/officeDocument/2006/math" xmlns:v="urn:schemas-microsoft-com:vml" xmlns:wp14="http://schemas.microsoft.com/office/word/2010/wordprocessingDrawing" xmlns:wp="http://schemas.openxmlformats.org/drawingml/2006/wordprocessingDrawing" xmlns:w10="urn:schemas-microsoft-com:office:word" xmlns:w="http://schemas.openxmlformats.org/wordprocessingml/2006/main" xmlns:w14="http://schemas.microsoft.com/office/word/2010/wordml" xmlns:w15="http://schemas.microsoft.com/office/word/2012/wordml" xmlns:w16cex="http://schemas.microsoft.com/office/word/2018/wordml/cex" xmlns:w16cid="http://schemas.microsoft.com/office/word/2016/wordml/cid" xmlns:w16="http://schemas.microsoft.com/office/word/2018/wordml" xmlns:w16du="http://schemas.microsoft.com/office/word/2023/wordml/word16du" xmlns:w16sdtdh="http://schemas.microsoft.com/office/word/2020/wordml/sdtdatahash" xmlns:w16sdtfl="http://schemas.microsoft.com/office/word/2024/wordml/sdtformatlock" xmlns:w16se="http://schemas.microsoft.com/office/word/2015/wordml/symex" xmlns:wpg="http://schemas.microsoft.com/office/word/2010/wordprocessingGroup" xmlns:wpi="http://schemas.microsoft.com/office/word/2010/wordprocessingInk" xmlns:wne="http://schemas.microsoft.com/office/word/2006/wordml" xmlns:wps="http://schemas.microsoft.com/office/word/2010/wordprocessingShape" mc:Ignorable="w14 w15 w16se w16cid w16 w16cex w16sdtdh w16sdtfl w16du wp14">
   <w:p>
     <w:pPr>
       <w:pStyle w:val="Footer"/>
@@ -13209,7 +13649,7 @@
 </file>
 
 <file path=word/footnotes.xml><?xml version="1.0" encoding="utf-8"?>
-<w:footnotes xmlns:wpc="http://schemas.microsoft.com/office/word/2010/wordprocessingCanvas" xmlns:cx="http://schemas.microsoft.com/office/drawing/2014/chartex" xmlns:cx1="http://schemas.microsoft.com/office/drawing/2015/9/8/chartex" xmlns:cx2="http://schemas.microsoft.com/office/drawing/2015/10/21/chartex" xmlns:cx3="http://schemas.microsoft.com/office/drawing/2016/5/9/chartex" xmlns:cx4="http://schemas.microsoft.com/office/drawing/2016/5/10/chartex" xmlns:cx5="http://schemas.microsoft.com/office/drawing/2016/5/11/chartex" xmlns:cx6="http://schemas.microsoft.com/office/drawing/2016/5/12/chartex" xmlns:cx7="http://schemas.microsoft.com/office/drawing/2016/5/13/chartex" xmlns:cx8="http://schemas.microsoft.com/office/drawing/2016/5/14/chartex" xmlns:mc="http://schemas.openxmlformats.org/markup-compatibility/2006" xmlns:aink="http://schemas.microsoft.com/office/drawing/2016/ink" xmlns:am3d="http://schemas.microsoft.com/office/drawing/2017/model3d" xmlns:o="urn:schemas-microsoft-com:office:office" xmlns:oel="http://schemas.microsoft.com/office/2019/extlst" xmlns:r="http://schemas.openxmlformats.org/officeDocument/2006/relationships" xmlns:m="http://schemas.openxmlformats.org/officeDocument/2006/math" xmlns:v="urn:schemas-microsoft-com:vml" xmlns:wp14="http://schemas.microsoft.com/office/word/2010/wordprocessingDrawing" xmlns:wp="http://schemas.openxmlformats.org/drawingml/2006/wordprocessingDrawing" xmlns:w10="urn:schemas-microsoft-com:office:word" xmlns:w="http://schemas.openxmlformats.org/wordprocessingml/2006/main" xmlns:w14="http://schemas.microsoft.com/office/word/2010/wordml" xmlns:w15="http://schemas.microsoft.com/office/word/2012/wordml" xmlns:w16cei="http://schemas.microsoft.com/office/word/2026/wordml/cei" xmlns:w16cex="http://schemas.microsoft.com/office/word/2018/wordml/cex" xmlns:w16cid="http://schemas.microsoft.com/office/word/2016/wordml/cid" xmlns:w16="http://schemas.microsoft.com/office/word/2018/wordml" xmlns:w16du="http://schemas.microsoft.com/office/word/2023/wordml/word16du" xmlns:w16sdtdh="http://schemas.microsoft.com/office/word/2020/wordml/sdtdatahash" xmlns:w16sdtfl="http://schemas.microsoft.com/office/word/2024/wordml/sdtformatlock" xmlns:w16se="http://schemas.microsoft.com/office/word/2015/wordml/symex" xmlns:wpg="http://schemas.microsoft.com/office/word/2010/wordprocessingGroup" xmlns:wpi="http://schemas.microsoft.com/office/word/2010/wordprocessingInk" xmlns:wne="http://schemas.microsoft.com/office/word/2006/wordml" xmlns:wps="http://schemas.microsoft.com/office/word/2010/wordprocessingShape" mc:Ignorable="w14 w15 w16se w16cid w16 w16cex w16sdtdh w16sdtfl w16du wp14">
+<w:footnotes xmlns:wpc="http://schemas.microsoft.com/office/word/2010/wordprocessingCanvas" xmlns:cx="http://schemas.microsoft.com/office/drawing/2014/chartex" xmlns:cx1="http://schemas.microsoft.com/office/drawing/2015/9/8/chartex" xmlns:cx2="http://schemas.microsoft.com/office/drawing/2015/10/21/chartex" xmlns:cx3="http://schemas.microsoft.com/office/drawing/2016/5/9/chartex" xmlns:cx4="http://schemas.microsoft.com/office/drawing/2016/5/10/chartex" xmlns:cx5="http://schemas.microsoft.com/office/drawing/2016/5/11/chartex" xmlns:cx6="http://schemas.microsoft.com/office/drawing/2016/5/12/chartex" xmlns:cx7="http://schemas.microsoft.com/office/drawing/2016/5/13/chartex" xmlns:cx8="http://schemas.microsoft.com/office/drawing/2016/5/14/chartex" xmlns:mc="http://schemas.openxmlformats.org/markup-compatibility/2006" xmlns:aink="http://schemas.microsoft.com/office/drawing/2016/ink" xmlns:am3d="http://schemas.microsoft.com/office/drawing/2017/model3d" xmlns:o="urn:schemas-microsoft-com:office:office" xmlns:oel="http://schemas.microsoft.com/office/2019/extlst" xmlns:r="http://schemas.openxmlformats.org/officeDocument/2006/relationships" xmlns:m="http://schemas.openxmlformats.org/officeDocument/2006/math" xmlns:v="urn:schemas-microsoft-com:vml" xmlns:wp14="http://schemas.microsoft.com/office/word/2010/wordprocessingDrawing" xmlns:wp="http://schemas.openxmlformats.org/drawingml/2006/wordprocessingDrawing" xmlns:w10="urn:schemas-microsoft-com:office:word" xmlns:w="http://schemas.openxmlformats.org/wordprocessingml/2006/main" xmlns:w14="http://schemas.microsoft.com/office/word/2010/wordml" xmlns:w15="http://schemas.microsoft.com/office/word/2012/wordml" xmlns:w16cex="http://schemas.microsoft.com/office/word/2018/wordml/cex" xmlns:w16cid="http://schemas.microsoft.com/office/word/2016/wordml/cid" xmlns:w16="http://schemas.microsoft.com/office/word/2018/wordml" xmlns:w16du="http://schemas.microsoft.com/office/word/2023/wordml/word16du" xmlns:w16sdtdh="http://schemas.microsoft.com/office/word/2020/wordml/sdtdatahash" xmlns:w16sdtfl="http://schemas.microsoft.com/office/word/2024/wordml/sdtformatlock" xmlns:w16se="http://schemas.microsoft.com/office/word/2015/wordml/symex" xmlns:wpg="http://schemas.microsoft.com/office/word/2010/wordprocessingGroup" xmlns:wpi="http://schemas.microsoft.com/office/word/2010/wordprocessingInk" xmlns:wne="http://schemas.microsoft.com/office/word/2006/wordml" xmlns:wps="http://schemas.microsoft.com/office/word/2010/wordprocessingShape" mc:Ignorable="w14 w15 w16se w16cid w16 w16cex w16sdtdh w16sdtfl w16du wp14">
   <w:footnote w:type="separator" w:id="-1">
     <w:p>
       <w:pPr>
@@ -13234,7 +13674,7 @@
 </file>
 
 <file path=word/header1.xml><?xml version="1.0" encoding="utf-8"?>
-<w:hdr xmlns:wpc="http://schemas.microsoft.com/office/word/2010/wordprocessingCanvas" xmlns:cx="http://schemas.microsoft.com/office/drawing/2014/chartex" xmlns:cx1="http://schemas.microsoft.com/office/drawing/2015/9/8/chartex" xmlns:cx2="http://schemas.microsoft.com/office/drawing/2015/10/21/chartex" xmlns:cx3="http://schemas.microsoft.com/office/drawing/2016/5/9/chartex" xmlns:cx4="http://schemas.microsoft.com/office/drawing/2016/5/10/chartex" xmlns:cx5="http://schemas.microsoft.com/office/drawing/2016/5/11/chartex" xmlns:cx6="http://schemas.microsoft.com/office/drawing/2016/5/12/chartex" xmlns:cx7="http://schemas.microsoft.com/office/drawing/2016/5/13/chartex" xmlns:cx8="http://schemas.microsoft.com/office/drawing/2016/5/14/chartex" xmlns:mc="http://schemas.openxmlformats.org/markup-compatibility/2006" xmlns:aink="http://schemas.microsoft.com/office/drawing/2016/ink" xmlns:am3d="http://schemas.microsoft.com/office/drawing/2017/model3d" xmlns:o="urn:schemas-microsoft-com:office:office" xmlns:oel="http://schemas.microsoft.com/office/2019/extlst" xmlns:r="http://schemas.openxmlformats.org/officeDocument/2006/relationships" xmlns:m="http://schemas.openxmlformats.org/officeDocument/2006/math" xmlns:v="urn:schemas-microsoft-com:vml" xmlns:wp14="http://schemas.microsoft.com/office/word/2010/wordprocessingDrawing" xmlns:wp="http://schemas.openxmlformats.org/drawingml/2006/wordprocessingDrawing" xmlns:w10="urn:schemas-microsoft-com:office:word" xmlns:w="http://schemas.openxmlformats.org/wordprocessingml/2006/main" xmlns:w14="http://schemas.microsoft.com/office/word/2010/wordml" xmlns:w15="http://schemas.microsoft.com/office/word/2012/wordml" xmlns:w16cei="http://schemas.microsoft.com/office/word/2026/wordml/cei" xmlns:w16cex="http://schemas.microsoft.com/office/word/2018/wordml/cex" xmlns:w16cid="http://schemas.microsoft.com/office/word/2016/wordml/cid" xmlns:w16="http://schemas.microsoft.com/office/word/2018/wordml" xmlns:w16du="http://schemas.microsoft.com/office/word/2023/wordml/word16du" xmlns:w16sdtdh="http://schemas.microsoft.com/office/word/2020/wordml/sdtdatahash" xmlns:w16sdtfl="http://schemas.microsoft.com/office/word/2024/wordml/sdtformatlock" xmlns:w16se="http://schemas.microsoft.com/office/word/2015/wordml/symex" xmlns:wpg="http://schemas.microsoft.com/office/word/2010/wordprocessingGroup" xmlns:wpi="http://schemas.microsoft.com/office/word/2010/wordprocessingInk" xmlns:wne="http://schemas.microsoft.com/office/word/2006/wordml" xmlns:wps="http://schemas.microsoft.com/office/word/2010/wordprocessingShape" mc:Ignorable="w14 w15 w16se w16cid w16 w16cex w16sdtdh w16sdtfl w16du wp14">
+<w:hdr xmlns:wpc="http://schemas.microsoft.com/office/word/2010/wordprocessingCanvas" xmlns:cx="http://schemas.microsoft.com/office/drawing/2014/chartex" xmlns:cx1="http://schemas.microsoft.com/office/drawing/2015/9/8/chartex" xmlns:cx2="http://schemas.microsoft.com/office/drawing/2015/10/21/chartex" xmlns:cx3="http://schemas.microsoft.com/office/drawing/2016/5/9/chartex" xmlns:cx4="http://schemas.microsoft.com/office/drawing/2016/5/10/chartex" xmlns:cx5="http://schemas.microsoft.com/office/drawing/2016/5/11/chartex" xmlns:cx6="http://schemas.microsoft.com/office/drawing/2016/5/12/chartex" xmlns:cx7="http://schemas.microsoft.com/office/drawing/2016/5/13/chartex" xmlns:cx8="http://schemas.microsoft.com/office/drawing/2016/5/14/chartex" xmlns:mc="http://schemas.openxmlformats.org/markup-compatibility/2006" xmlns:aink="http://schemas.microsoft.com/office/drawing/2016/ink" xmlns:am3d="http://schemas.microsoft.com/office/drawing/2017/model3d" xmlns:o="urn:schemas-microsoft-com:office:office" xmlns:oel="http://schemas.microsoft.com/office/2019/extlst" xmlns:r="http://schemas.openxmlformats.org/officeDocument/2006/relationships" xmlns:m="http://schemas.openxmlformats.org/officeDocument/2006/math" xmlns:v="urn:schemas-microsoft-com:vml" xmlns:wp14="http://schemas.microsoft.com/office/word/2010/wordprocessingDrawing" xmlns:wp="http://schemas.openxmlformats.org/drawingml/2006/wordprocessingDrawing" xmlns:w10="urn:schemas-microsoft-com:office:word" xmlns:w="http://schemas.openxmlformats.org/wordprocessingml/2006/main" xmlns:w14="http://schemas.microsoft.com/office/word/2010/wordml" xmlns:w15="http://schemas.microsoft.com/office/word/2012/wordml" xmlns:w16cex="http://schemas.microsoft.com/office/word/2018/wordml/cex" xmlns:w16cid="http://schemas.microsoft.com/office/word/2016/wordml/cid" xmlns:w16="http://schemas.microsoft.com/office/word/2018/wordml" xmlns:w16du="http://schemas.microsoft.com/office/word/2023/wordml/word16du" xmlns:w16sdtdh="http://schemas.microsoft.com/office/word/2020/wordml/sdtdatahash" xmlns:w16sdtfl="http://schemas.microsoft.com/office/word/2024/wordml/sdtformatlock" xmlns:w16se="http://schemas.microsoft.com/office/word/2015/wordml/symex" xmlns:wpg="http://schemas.microsoft.com/office/word/2010/wordprocessingGroup" xmlns:wpi="http://schemas.microsoft.com/office/word/2010/wordprocessingInk" xmlns:wne="http://schemas.microsoft.com/office/word/2006/wordml" xmlns:wps="http://schemas.microsoft.com/office/word/2010/wordprocessingShape" mc:Ignorable="w14 w15 w16se w16cid w16 w16cex w16sdtdh w16sdtfl w16du wp14">
   <w:p>
     <w:pPr>
       <w:pStyle w:val="Header"/>
@@ -13247,7 +13687,7 @@
 </file>
 
 <file path=word/header2.xml><?xml version="1.0" encoding="utf-8"?>
-<w:hdr xmlns:wpc="http://schemas.microsoft.com/office/word/2010/wordprocessingCanvas" xmlns:cx="http://schemas.microsoft.com/office/drawing/2014/chartex" xmlns:cx1="http://schemas.microsoft.com/office/drawing/2015/9/8/chartex" xmlns:cx2="http://schemas.microsoft.com/office/drawing/2015/10/21/chartex" xmlns:cx3="http://schemas.microsoft.com/office/drawing/2016/5/9/chartex" xmlns:cx4="http://schemas.microsoft.com/office/drawing/2016/5/10/chartex" xmlns:cx5="http://schemas.microsoft.com/office/drawing/2016/5/11/chartex" xmlns:cx6="http://schemas.microsoft.com/office/drawing/2016/5/12/chartex" xmlns:cx7="http://schemas.microsoft.com/office/drawing/2016/5/13/chartex" xmlns:cx8="http://schemas.microsoft.com/office/drawing/2016/5/14/chartex" xmlns:mc="http://schemas.openxmlformats.org/markup-compatibility/2006" xmlns:aink="http://schemas.microsoft.com/office/drawing/2016/ink" xmlns:am3d="http://schemas.microsoft.com/office/drawing/2017/model3d" xmlns:o="urn:schemas-microsoft-com:office:office" xmlns:oel="http://schemas.microsoft.com/office/2019/extlst" xmlns:r="http://schemas.openxmlformats.org/officeDocument/2006/relationships" xmlns:m="http://schemas.openxmlformats.org/officeDocument/2006/math" xmlns:v="urn:schemas-microsoft-com:vml" xmlns:wp14="http://schemas.microsoft.com/office/word/2010/wordprocessingDrawing" xmlns:wp="http://schemas.openxmlformats.org/drawingml/2006/wordprocessingDrawing" xmlns:w10="urn:schemas-microsoft-com:office:word" xmlns:w="http://schemas.openxmlformats.org/wordprocessingml/2006/main" xmlns:w14="http://schemas.microsoft.com/office/word/2010/wordml" xmlns:w15="http://schemas.microsoft.com/office/word/2012/wordml" xmlns:w16cei="http://schemas.microsoft.com/office/word/2026/wordml/cei" xmlns:w16cex="http://schemas.microsoft.com/office/word/2018/wordml/cex" xmlns:w16cid="http://schemas.microsoft.com/office/word/2016/wordml/cid" xmlns:w16="http://schemas.microsoft.com/office/word/2018/wordml" xmlns:w16du="http://schemas.microsoft.com/office/word/2023/wordml/word16du" xmlns:w16sdtdh="http://schemas.microsoft.com/office/word/2020/wordml/sdtdatahash" xmlns:w16sdtfl="http://schemas.microsoft.com/office/word/2024/wordml/sdtformatlock" xmlns:w16se="http://schemas.microsoft.com/office/word/2015/wordml/symex" xmlns:wpg="http://schemas.microsoft.com/office/word/2010/wordprocessingGroup" xmlns:wpi="http://schemas.microsoft.com/office/word/2010/wordprocessingInk" xmlns:wne="http://schemas.microsoft.com/office/word/2006/wordml" xmlns:wps="http://schemas.microsoft.com/office/word/2010/wordprocessingShape" mc:Ignorable="w14 w15 w16se w16cid w16 w16cex w16sdtdh w16sdtfl w16du wp14">
+<w:hdr xmlns:wpc="http://schemas.microsoft.com/office/word/2010/wordprocessingCanvas" xmlns:cx="http://schemas.microsoft.com/office/drawing/2014/chartex" xmlns:cx1="http://schemas.microsoft.com/office/drawing/2015/9/8/chartex" xmlns:cx2="http://schemas.microsoft.com/office/drawing/2015/10/21/chartex" xmlns:cx3="http://schemas.microsoft.com/office/drawing/2016/5/9/chartex" xmlns:cx4="http://schemas.microsoft.com/office/drawing/2016/5/10/chartex" xmlns:cx5="http://schemas.microsoft.com/office/drawing/2016/5/11/chartex" xmlns:cx6="http://schemas.microsoft.com/office/drawing/2016/5/12/chartex" xmlns:cx7="http://schemas.microsoft.com/office/drawing/2016/5/13/chartex" xmlns:cx8="http://schemas.microsoft.com/office/drawing/2016/5/14/chartex" xmlns:mc="http://schemas.openxmlformats.org/markup-compatibility/2006" xmlns:aink="http://schemas.microsoft.com/office/drawing/2016/ink" xmlns:am3d="http://schemas.microsoft.com/office/drawing/2017/model3d" xmlns:o="urn:schemas-microsoft-com:office:office" xmlns:oel="http://schemas.microsoft.com/office/2019/extlst" xmlns:r="http://schemas.openxmlformats.org/officeDocument/2006/relationships" xmlns:m="http://schemas.openxmlformats.org/officeDocument/2006/math" xmlns:v="urn:schemas-microsoft-com:vml" xmlns:wp14="http://schemas.microsoft.com/office/word/2010/wordprocessingDrawing" xmlns:wp="http://schemas.openxmlformats.org/drawingml/2006/wordprocessingDrawing" xmlns:w10="urn:schemas-microsoft-com:office:word" xmlns:w="http://schemas.openxmlformats.org/wordprocessingml/2006/main" xmlns:w14="http://schemas.microsoft.com/office/word/2010/wordml" xmlns:w15="http://schemas.microsoft.com/office/word/2012/wordml" xmlns:w16cex="http://schemas.microsoft.com/office/word/2018/wordml/cex" xmlns:w16cid="http://schemas.microsoft.com/office/word/2016/wordml/cid" xmlns:w16="http://schemas.microsoft.com/office/word/2018/wordml" xmlns:w16du="http://schemas.microsoft.com/office/word/2023/wordml/word16du" xmlns:w16sdtdh="http://schemas.microsoft.com/office/word/2020/wordml/sdtdatahash" xmlns:w16sdtfl="http://schemas.microsoft.com/office/word/2024/wordml/sdtformatlock" xmlns:w16se="http://schemas.microsoft.com/office/word/2015/wordml/symex" xmlns:wpg="http://schemas.microsoft.com/office/word/2010/wordprocessingGroup" xmlns:wpi="http://schemas.microsoft.com/office/word/2010/wordprocessingInk" xmlns:wne="http://schemas.microsoft.com/office/word/2006/wordml" xmlns:wps="http://schemas.microsoft.com/office/word/2010/wordprocessingShape" mc:Ignorable="w14 w15 w16se w16cid w16 w16cex w16sdtdh w16sdtfl w16du wp14">
   <w:p>
     <w:pPr>
       <w:pStyle w:val="Header"/>
@@ -13260,7 +13700,7 @@
 </file>
 
 <file path=word/header3.xml><?xml version="1.0" encoding="utf-8"?>
-<w:hdr xmlns:wpc="http://schemas.microsoft.com/office/word/2010/wordprocessingCanvas" xmlns:cx="http://schemas.microsoft.com/office/drawing/2014/chartex" xmlns:cx1="http://schemas.microsoft.com/office/drawing/2015/9/8/chartex" xmlns:cx2="http://schemas.microsoft.com/office/drawing/2015/10/21/chartex" xmlns:cx3="http://schemas.microsoft.com/office/drawing/2016/5/9/chartex" xmlns:cx4="http://schemas.microsoft.com/office/drawing/2016/5/10/chartex" xmlns:cx5="http://schemas.microsoft.com/office/drawing/2016/5/11/chartex" xmlns:cx6="http://schemas.microsoft.com/office/drawing/2016/5/12/chartex" xmlns:cx7="http://schemas.microsoft.com/office/drawing/2016/5/13/chartex" xmlns:cx8="http://schemas.microsoft.com/office/drawing/2016/5/14/chartex" xmlns:mc="http://schemas.openxmlformats.org/markup-compatibility/2006" xmlns:aink="http://schemas.microsoft.com/office/drawing/2016/ink" xmlns:am3d="http://schemas.microsoft.com/office/drawing/2017/model3d" xmlns:o="urn:schemas-microsoft-com:office:office" xmlns:oel="http://schemas.microsoft.com/office/2019/extlst" xmlns:r="http://schemas.openxmlformats.org/officeDocument/2006/relationships" xmlns:m="http://schemas.openxmlformats.org/officeDocument/2006/math" xmlns:v="urn:schemas-microsoft-com:vml" xmlns:wp14="http://schemas.microsoft.com/office/word/2010/wordprocessingDrawing" xmlns:wp="http://schemas.openxmlformats.org/drawingml/2006/wordprocessingDrawing" xmlns:w10="urn:schemas-microsoft-com:office:word" xmlns:w="http://schemas.openxmlformats.org/wordprocessingml/2006/main" xmlns:w14="http://schemas.microsoft.com/office/word/2010/wordml" xmlns:w15="http://schemas.microsoft.com/office/word/2012/wordml" xmlns:w16cei="http://schemas.microsoft.com/office/word/2026/wordml/cei" xmlns:w16cex="http://schemas.microsoft.com/office/word/2018/wordml/cex" xmlns:w16cid="http://schemas.microsoft.com/office/word/2016/wordml/cid" xmlns:w16="http://schemas.microsoft.com/office/word/2018/wordml" xmlns:w16du="http://schemas.microsoft.com/office/word/2023/wordml/word16du" xmlns:w16sdtdh="http://schemas.microsoft.com/office/word/2020/wordml/sdtdatahash" xmlns:w16sdtfl="http://schemas.microsoft.com/office/word/2024/wordml/sdtformatlock" xmlns:w16se="http://schemas.microsoft.com/office/word/2015/wordml/symex" xmlns:wpg="http://schemas.microsoft.com/office/word/2010/wordprocessingGroup" xmlns:wpi="http://schemas.microsoft.com/office/word/2010/wordprocessingInk" xmlns:wne="http://schemas.microsoft.com/office/word/2006/wordml" xmlns:wps="http://schemas.microsoft.com/office/word/2010/wordprocessingShape" mc:Ignorable="w14 w15 w16se w16cid w16 w16cex w16sdtdh w16sdtfl w16du wp14">
+<w:hdr xmlns:wpc="http://schemas.microsoft.com/office/word/2010/wordprocessingCanvas" xmlns:cx="http://schemas.microsoft.com/office/drawing/2014/chartex" xmlns:cx1="http://schemas.microsoft.com/office/drawing/2015/9/8/chartex" xmlns:cx2="http://schemas.microsoft.com/office/drawing/2015/10/21/chartex" xmlns:cx3="http://schemas.microsoft.com/office/drawing/2016/5/9/chartex" xmlns:cx4="http://schemas.microsoft.com/office/drawing/2016/5/10/chartex" xmlns:cx5="http://schemas.microsoft.com/office/drawing/2016/5/11/chartex" xmlns:cx6="http://schemas.microsoft.com/office/drawing/2016/5/12/chartex" xmlns:cx7="http://schemas.microsoft.com/office/drawing/2016/5/13/chartex" xmlns:cx8="http://schemas.microsoft.com/office/drawing/2016/5/14/chartex" xmlns:mc="http://schemas.openxmlformats.org/markup-compatibility/2006" xmlns:aink="http://schemas.microsoft.com/office/drawing/2016/ink" xmlns:am3d="http://schemas.microsoft.com/office/drawing/2017/model3d" xmlns:o="urn:schemas-microsoft-com:office:office" xmlns:oel="http://schemas.microsoft.com/office/2019/extlst" xmlns:r="http://schemas.openxmlformats.org/officeDocument/2006/relationships" xmlns:m="http://schemas.openxmlformats.org/officeDocument/2006/math" xmlns:v="urn:schemas-microsoft-com:vml" xmlns:wp14="http://schemas.microsoft.com/office/word/2010/wordprocessingDrawing" xmlns:wp="http://schemas.openxmlformats.org/drawingml/2006/wordprocessingDrawing" xmlns:w10="urn:schemas-microsoft-com:office:word" xmlns:w="http://schemas.openxmlformats.org/wordprocessingml/2006/main" xmlns:w14="http://schemas.microsoft.com/office/word/2010/wordml" xmlns:w15="http://schemas.microsoft.com/office/word/2012/wordml" xmlns:w16cex="http://schemas.microsoft.com/office/word/2018/wordml/cex" xmlns:w16cid="http://schemas.microsoft.com/office/word/2016/wordml/cid" xmlns:w16="http://schemas.microsoft.com/office/word/2018/wordml" xmlns:w16du="http://schemas.microsoft.com/office/word/2023/wordml/word16du" xmlns:w16sdtdh="http://schemas.microsoft.com/office/word/2020/wordml/sdtdatahash" xmlns:w16sdtfl="http://schemas.microsoft.com/office/word/2024/wordml/sdtformatlock" xmlns:w16se="http://schemas.microsoft.com/office/word/2015/wordml/symex" xmlns:wpg="http://schemas.microsoft.com/office/word/2010/wordprocessingGroup" xmlns:wpi="http://schemas.microsoft.com/office/word/2010/wordprocessingInk" xmlns:wne="http://schemas.microsoft.com/office/word/2006/wordml" xmlns:wps="http://schemas.microsoft.com/office/word/2010/wordprocessingShape" mc:Ignorable="w14 w15 w16se w16cid w16 w16cex w16sdtdh w16sdtfl w16du wp14">
   <w:p>
     <w:pPr>
       <w:pStyle w:val="Header"/>

--- a/TS-Kramam/TS-4.2/TS 4.2 Tamil Krama Paatam Corrections.docx
+++ b/TS-Kramam/TS-4.2/TS 4.2 Tamil Krama Paatam Corrections.docx
@@ -101,9 +101,8 @@
           <w:szCs w:val="32"/>
           <w:u w:val="single"/>
         </w:rPr>
-        <w:t xml:space="preserve">Observed </w:t>
+        <w:t xml:space="preserve">Observed till </w:t>
       </w:r>
-      <w:proofErr w:type="gramStart"/>
       <w:r>
         <w:rPr>
           <w:b/>
@@ -112,20 +111,8 @@
           <w:szCs w:val="32"/>
           <w:u w:val="single"/>
         </w:rPr>
-        <w:t xml:space="preserve">till </w:t>
+        <w:t>30th Sep 2026</w:t>
       </w:r>
-      <w:r>
-        <w:rPr>
-          <w:b/>
-          <w:bCs/>
-          <w:sz w:val="32"/>
-          <w:szCs w:val="32"/>
-          <w:highlight w:val="red"/>
-          <w:u w:val="single"/>
-        </w:rPr>
-        <w:t>?????</w:t>
-      </w:r>
-      <w:proofErr w:type="gramEnd"/>
     </w:p>
     <w:p>
       <w:pPr>
@@ -796,7 +783,6 @@
               <w:rPr>
                 <w:rFonts w:cs="Arial"/>
                 <w:b/>
-                <w:color w:val="EE0000"/>
                 <w:sz w:val="28"/>
                 <w:szCs w:val="32"/>
               </w:rPr>
@@ -805,7 +791,6 @@
               <w:rPr>
                 <w:rFonts w:cs="Arial"/>
                 <w:b/>
-                <w:color w:val="EE0000"/>
                 <w:sz w:val="28"/>
                 <w:szCs w:val="32"/>
               </w:rPr>
@@ -826,7 +811,6 @@
               <w:rPr>
                 <w:rFonts w:cs="Arial"/>
                 <w:b/>
-                <w:color w:val="EE0000"/>
                 <w:sz w:val="28"/>
                 <w:szCs w:val="32"/>
               </w:rPr>
@@ -835,7 +819,6 @@
               <w:rPr>
                 <w:rFonts w:cs="Arial"/>
                 <w:b/>
-                <w:color w:val="EE0000"/>
                 <w:sz w:val="28"/>
                 <w:szCs w:val="32"/>
               </w:rPr>
@@ -856,7 +839,6 @@
               <w:rPr>
                 <w:rFonts w:cs="Arial"/>
                 <w:b/>
-                <w:color w:val="EE0000"/>
                 <w:sz w:val="28"/>
                 <w:szCs w:val="32"/>
               </w:rPr>
@@ -865,7 +847,6 @@
               <w:rPr>
                 <w:rFonts w:cs="Arial"/>
                 <w:b/>
-                <w:color w:val="EE0000"/>
                 <w:sz w:val="28"/>
                 <w:szCs w:val="32"/>
               </w:rPr>
@@ -875,7 +856,6 @@
               <w:rPr>
                 <w:rFonts w:cs="Arial"/>
                 <w:b/>
-                <w:color w:val="EE0000"/>
                 <w:szCs w:val="32"/>
               </w:rPr>
               <w:t>. -</w:t>
@@ -884,7 +864,6 @@
               <w:rPr>
                 <w:rFonts w:cs="Arial"/>
                 <w:b/>
-                <w:color w:val="EE0000"/>
                 <w:sz w:val="28"/>
                 <w:szCs w:val="28"/>
               </w:rPr>
@@ -906,7 +885,6 @@
               <w:ind w:right="-138"/>
               <w:rPr>
                 <w:rFonts w:ascii="Latha" w:hAnsi="Latha" w:cs="Latha"/>
-                <w:color w:val="EE0000"/>
                 <w:sz w:val="28"/>
                 <w:szCs w:val="28"/>
                 <w:lang w:bidi="ta-IN"/>
@@ -915,7 +893,6 @@
             <w:r>
               <w:rPr>
                 <w:rFonts w:ascii="Latha" w:hAnsi="Latha" w:cs="Latha"/>
-                <w:color w:val="EE0000"/>
                 <w:sz w:val="28"/>
                 <w:szCs w:val="28"/>
                 <w:cs/>
@@ -927,7 +904,6 @@
               <w:rPr>
                 <w:rFonts w:ascii="BRH Tamil Tab Extra" w:hAnsi="BRH Tamil Tab Extra" w:cs="Latha"/>
                 <w:b/>
-                <w:color w:val="EE0000"/>
                 <w:sz w:val="36"/>
                 <w:szCs w:val="28"/>
                 <w:highlight w:val="yellow"/>
@@ -938,7 +914,6 @@
             <w:r>
               <w:rPr>
                 <w:rFonts w:ascii="Latha" w:hAnsi="Latha" w:cs="Latha"/>
-                <w:color w:val="EE0000"/>
                 <w:sz w:val="28"/>
                 <w:szCs w:val="28"/>
                 <w:highlight w:val="yellow"/>
@@ -951,7 +926,6 @@
               <w:rPr>
                 <w:rFonts w:ascii="BRH Tamil Tab Extra" w:hAnsi="BRH Tamil Tab Extra" w:cs="Latha"/>
                 <w:b/>
-                <w:color w:val="EE0000"/>
                 <w:sz w:val="36"/>
                 <w:szCs w:val="28"/>
                 <w:lang w:bidi="ta-IN"/>
@@ -961,7 +935,6 @@
             <w:r>
               <w:rPr>
                 <w:rFonts w:ascii="Latha" w:hAnsi="Latha" w:cs="Latha"/>
-                <w:color w:val="EE0000"/>
                 <w:sz w:val="28"/>
                 <w:szCs w:val="28"/>
                 <w:cs/>
@@ -972,7 +945,6 @@
             <w:r>
               <w:rPr>
                 <w:rFonts w:ascii="Latha" w:hAnsi="Latha" w:cs="Latha"/>
-                <w:color w:val="EE0000"/>
                 <w:sz w:val="28"/>
                 <w:szCs w:val="28"/>
                 <w:lang w:bidi="ta-IN"/>
@@ -990,7 +962,6 @@
               <w:ind w:right="-138"/>
               <w:rPr>
                 <w:rFonts w:ascii="BRH Malayalam Extra" w:eastAsia="Times New Roman" w:hAnsi="BRH Malayalam Extra" w:cs="BRH Malayalam Extra"/>
-                <w:color w:val="EE0000"/>
                 <w:sz w:val="40"/>
                 <w:szCs w:val="40"/>
                 <w:lang w:val="en-IN" w:eastAsia="en-IN" w:bidi="ml-IN"/>
@@ -999,7 +970,6 @@
             <w:r>
               <w:rPr>
                 <w:rFonts w:ascii="Latha" w:hAnsi="Latha" w:cs="Latha"/>
-                <w:color w:val="EE0000"/>
                 <w:sz w:val="28"/>
                 <w:szCs w:val="28"/>
                 <w:cs/>
@@ -1011,7 +981,6 @@
               <w:rPr>
                 <w:rFonts w:ascii="BRH Tamil Tab Extra" w:hAnsi="BRH Tamil Tab Extra" w:cs="Latha"/>
                 <w:b/>
-                <w:color w:val="EE0000"/>
                 <w:sz w:val="36"/>
                 <w:szCs w:val="28"/>
                 <w:lang w:bidi="ta-IN"/>
@@ -1021,7 +990,6 @@
             <w:r>
               <w:rPr>
                 <w:rFonts w:ascii="Latha" w:hAnsi="Latha" w:cs="Latha"/>
-                <w:color w:val="EE0000"/>
                 <w:sz w:val="28"/>
                 <w:szCs w:val="28"/>
                 <w:cs/>
@@ -1033,7 +1001,6 @@
               <w:rPr>
                 <w:rFonts w:ascii="BRH Tamil Tab Extra" w:hAnsi="BRH Tamil Tab Extra" w:cs="Latha"/>
                 <w:b/>
-                <w:color w:val="EE0000"/>
                 <w:sz w:val="36"/>
                 <w:szCs w:val="28"/>
                 <w:lang w:bidi="ta-IN"/>
@@ -1043,7 +1010,6 @@
             <w:r>
               <w:rPr>
                 <w:rFonts w:ascii="Latha" w:hAnsi="Latha" w:cs="Latha"/>
-                <w:color w:val="EE0000"/>
                 <w:sz w:val="28"/>
                 <w:szCs w:val="28"/>
                 <w:cs/>
@@ -1054,7 +1020,6 @@
             <w:r>
               <w:rPr>
                 <w:rFonts w:ascii="Latha" w:hAnsi="Latha" w:cs="Latha"/>
-                <w:color w:val="EE0000"/>
                 <w:sz w:val="28"/>
                 <w:szCs w:val="28"/>
                 <w:lang w:bidi="ta-IN"/>
@@ -1077,7 +1042,6 @@
               <w:ind w:right="-138"/>
               <w:rPr>
                 <w:rFonts w:ascii="Latha" w:hAnsi="Latha" w:cs="Latha"/>
-                <w:color w:val="EE0000"/>
                 <w:sz w:val="28"/>
                 <w:szCs w:val="28"/>
                 <w:lang w:bidi="ta-IN"/>
@@ -1086,7 +1050,6 @@
             <w:r>
               <w:rPr>
                 <w:rFonts w:ascii="Latha" w:hAnsi="Latha" w:cs="Latha"/>
-                <w:color w:val="EE0000"/>
                 <w:sz w:val="28"/>
                 <w:szCs w:val="28"/>
                 <w:cs/>
@@ -1098,7 +1061,6 @@
               <w:rPr>
                 <w:rFonts w:ascii="BRH Tamil Tab Extra" w:hAnsi="BRH Tamil Tab Extra" w:cs="Latha"/>
                 <w:b/>
-                <w:color w:val="EE0000"/>
                 <w:sz w:val="36"/>
                 <w:szCs w:val="28"/>
                 <w:lang w:bidi="ta-IN"/>
@@ -1108,7 +1070,6 @@
             <w:r>
               <w:rPr>
                 <w:rFonts w:ascii="Latha" w:hAnsi="Latha" w:cs="Latha"/>
-                <w:color w:val="EE0000"/>
                 <w:sz w:val="28"/>
                 <w:szCs w:val="28"/>
                 <w:highlight w:val="green"/>
@@ -1120,7 +1081,6 @@
             <w:r>
               <w:rPr>
                 <w:rFonts w:ascii="Latha" w:hAnsi="Latha" w:cs="Latha"/>
-                <w:color w:val="EE0000"/>
                 <w:sz w:val="28"/>
                 <w:szCs w:val="28"/>
                 <w:cs/>
@@ -1131,7 +1091,6 @@
             <w:r>
               <w:rPr>
                 <w:rFonts w:ascii="Latha" w:hAnsi="Latha" w:cs="Latha"/>
-                <w:color w:val="EE0000"/>
                 <w:sz w:val="28"/>
                 <w:szCs w:val="28"/>
                 <w:lang w:bidi="ta-IN"/>
@@ -1149,7 +1108,6 @@
               <w:ind w:right="-138"/>
               <w:rPr>
                 <w:rFonts w:ascii="BRH Malayalam Extra" w:eastAsia="Times New Roman" w:hAnsi="BRH Malayalam Extra" w:cs="BRH Malayalam Extra"/>
-                <w:color w:val="EE0000"/>
                 <w:sz w:val="40"/>
                 <w:szCs w:val="40"/>
                 <w:lang w:val="en-IN" w:eastAsia="en-IN" w:bidi="ml-IN"/>
@@ -1158,7 +1116,6 @@
             <w:r>
               <w:rPr>
                 <w:rFonts w:ascii="Latha" w:hAnsi="Latha" w:cs="Latha"/>
-                <w:color w:val="EE0000"/>
                 <w:sz w:val="28"/>
                 <w:szCs w:val="28"/>
                 <w:cs/>
@@ -1170,7 +1127,6 @@
               <w:rPr>
                 <w:rFonts w:ascii="BRH Tamil Tab Extra" w:hAnsi="BRH Tamil Tab Extra" w:cs="Latha"/>
                 <w:b/>
-                <w:color w:val="EE0000"/>
                 <w:sz w:val="36"/>
                 <w:szCs w:val="28"/>
                 <w:lang w:bidi="ta-IN"/>
@@ -1180,7 +1136,6 @@
             <w:r>
               <w:rPr>
                 <w:rFonts w:ascii="Latha" w:hAnsi="Latha" w:cs="Latha"/>
-                <w:color w:val="EE0000"/>
                 <w:sz w:val="28"/>
                 <w:szCs w:val="28"/>
                 <w:cs/>
@@ -1192,7 +1147,6 @@
               <w:rPr>
                 <w:rFonts w:ascii="BRH Tamil Tab Extra" w:hAnsi="BRH Tamil Tab Extra" w:cs="Latha"/>
                 <w:b/>
-                <w:color w:val="EE0000"/>
                 <w:sz w:val="36"/>
                 <w:szCs w:val="28"/>
                 <w:lang w:bidi="ta-IN"/>
@@ -1202,7 +1156,6 @@
             <w:r>
               <w:rPr>
                 <w:rFonts w:ascii="Latha" w:hAnsi="Latha" w:cs="Latha"/>
-                <w:color w:val="EE0000"/>
                 <w:sz w:val="28"/>
                 <w:szCs w:val="28"/>
                 <w:cs/>
@@ -1213,7 +1166,6 @@
             <w:r>
               <w:rPr>
                 <w:rFonts w:ascii="Latha" w:hAnsi="Latha" w:cs="Latha"/>
-                <w:color w:val="EE0000"/>
                 <w:sz w:val="28"/>
                 <w:szCs w:val="28"/>
                 <w:lang w:bidi="ta-IN"/>
@@ -9429,7 +9381,23 @@
                 <w:b/>
                 <w:bCs/>
               </w:rPr>
-              <w:t>ma vaakyam was omitted by mistake</w:t>
+              <w:t xml:space="preserve">ma </w:t>
+            </w:r>
+            <w:proofErr w:type="spellStart"/>
+            <w:r>
+              <w:rPr>
+                <w:b/>
+                <w:bCs/>
+              </w:rPr>
+              <w:t>vaakyam</w:t>
+            </w:r>
+            <w:proofErr w:type="spellEnd"/>
+            <w:r>
+              <w:rPr>
+                <w:b/>
+                <w:bCs/>
+              </w:rPr>
+              <w:t xml:space="preserve"> was omitted by mistake</w:t>
             </w:r>
             <w:r>
               <w:rPr>
